--- a/docs/Course_Name.docx
+++ b/docs/Course_Name.docx
@@ -21,13 +21,13 @@
         <w:pStyle w:val="Date"/>
       </w:pPr>
       <w:r>
-        <w:t xml:space="preserve">May,</w:t>
-      </w:r>
-      <w:r>
-        <w:t xml:space="preserve"> </w:t>
-      </w:r>
-      <w:r>
-        <w:t xml:space="preserve">2022</w:t>
+        <w:t xml:space="preserve">June,</w:t>
+      </w:r>
+      <w:r>
+        <w:t xml:space="preserve"> </w:t>
+      </w:r>
+      <w:r>
+        <w:t xml:space="preserve">2025</w:t>
       </w:r>
     </w:p>
     <w:sdt>
@@ -292,7 +292,7 @@
     </w:p>
     <w:bookmarkEnd w:id="25"/>
     <w:bookmarkEnd w:id="26"/>
-    <w:bookmarkStart w:id="63" w:name="a-new-chapter"/>
+    <w:bookmarkStart w:id="67" w:name="a-new-chapter"/>
     <w:p>
       <w:pPr>
         <w:pStyle w:val="Heading1"/>
@@ -615,7 +615,7 @@
     </w:p>
     <w:bookmarkEnd w:id="35"/>
     <w:bookmarkEnd w:id="36"/>
-    <w:bookmarkStart w:id="38" w:name="code-examples"/>
+    <w:bookmarkStart w:id="40" w:name="code-examples"/>
     <w:p>
       <w:pPr>
         <w:pStyle w:val="Heading2"/>
@@ -827,12 +827,12 @@
           <wp:inline>
             <wp:extent cx="4620126" cy="3696101"/>
             <wp:effectExtent b="0" l="0" r="0" t="0"/>
-            <wp:docPr descr="" title="" id="1" name="Picture"/>
+            <wp:docPr descr="" title="" id="38" name="Picture"/>
             <a:graphic>
               <a:graphicData uri="http://schemas.openxmlformats.org/drawingml/2006/picture">
                 <pic:pic>
                   <pic:nvPicPr>
-                    <pic:cNvPr descr="resources/images/02-chapter_of_course_files/figure-docx/unnamed-chunk-4-1.png" id="0" name="Picture"/>
+                    <pic:cNvPr descr="resources/images/02-chapter_of_course_files/figure-docx/unnamed-chunk-4-1.png" id="39" name="Picture"/>
                     <pic:cNvPicPr>
                       <a:picLocks noChangeArrowheads="1" noChangeAspect="1"/>
                     </pic:cNvPicPr>
@@ -1151,8 +1151,8 @@
         <w:t xml:space="preserve">##   2</w:t>
       </w:r>
     </w:p>
-    <w:bookmarkEnd w:id="38"/>
-    <w:bookmarkStart w:id="40" w:name="image-example"/>
+    <w:bookmarkEnd w:id="40"/>
+    <w:bookmarkStart w:id="44" w:name="image-example"/>
     <w:p>
       <w:pPr>
         <w:pStyle w:val="Heading2"/>
@@ -1202,18 +1202,18 @@
           <wp:inline>
             <wp:extent cx="5334000" cy="3000375"/>
             <wp:effectExtent b="0" l="0" r="0" t="0"/>
-            <wp:docPr descr="" title="" id="1" name="Picture"/>
+            <wp:docPr descr="" title="" id="42" name="Picture"/>
             <a:graphic>
               <a:graphicData uri="http://schemas.openxmlformats.org/drawingml/2006/picture">
                 <pic:pic>
                   <pic:nvPicPr>
-                    <pic:cNvPr descr="resources/images/02-chapter_of_course_files/figure-docx//1YmwKdIy9BeQ3EShgZhvtb3MgR8P6iDX4DfFD65W_gdQ_gcc4fbee202_0_141.png" id="0" name="Picture"/>
+                    <pic:cNvPr descr="resources/images/02-chapter_of_course_files/figure-docx//1YmwKdIy9BeQ3EShgZhvtb3MgR8P6iDX4DfFD65W_gdQ_gcc4fbee202_0_141.png" id="43" name="Picture"/>
                     <pic:cNvPicPr>
                       <a:picLocks noChangeArrowheads="1" noChangeAspect="1"/>
                     </pic:cNvPicPr>
                   </pic:nvPicPr>
                   <pic:blipFill>
-                    <a:blip r:embed="rId39"/>
+                    <a:blip r:embed="rId41"/>
                     <a:stretch>
                       <a:fillRect/>
                     </a:stretch>
@@ -1253,8 +1253,8 @@
         <w:pStyle w:val="BodyText"/>
       </w:pPr>
     </w:p>
-    <w:bookmarkEnd w:id="40"/>
-    <w:bookmarkStart w:id="45" w:name="video-examples"/>
+    <w:bookmarkEnd w:id="44"/>
+    <w:bookmarkStart w:id="49" w:name="video-examples"/>
     <w:p>
       <w:pPr>
         <w:pStyle w:val="Heading2"/>
@@ -1290,7 +1290,7 @@
       <w:r>
         <w:t xml:space="preserve"> </w:t>
       </w:r>
-      <w:hyperlink r:id="rId41">
+      <w:hyperlink r:id="rId45">
         <w:r>
           <w:rPr>
             <w:rStyle w:val="Hyperlink"/>
@@ -1305,7 +1305,7 @@
         <w:t xml:space="preserve">using markdown syntax.</w:t>
       </w:r>
     </w:p>
-    <w:bookmarkStart w:id="43" w:name="using-knitr"/>
+    <w:bookmarkStart w:id="47" w:name="using-knitr"/>
     <w:p>
       <w:pPr>
         <w:pStyle w:val="Heading3"/>
@@ -1378,7 +1378,7 @@
       <w:r>
         <w:t xml:space="preserve"> </w:t>
       </w:r>
-      <w:hyperlink r:id="rId42">
+      <w:hyperlink r:id="rId46">
         <w:r>
           <w:rPr>
             <w:rStyle w:val="Hyperlink"/>
@@ -1398,11 +1398,11 @@
         <w:rPr>
           <w:rStyle w:val="VerbatimChar"/>
         </w:rPr>
-        <w:t xml:space="preserve">## PhantomJS not found. You can install it with webshot::install_phantomjs(). If it is installed, please make sure the phantomjs executable can be found via the PATH variable.</w:t>
-      </w:r>
-    </w:p>
-    <w:bookmarkEnd w:id="43"/>
-    <w:bookmarkStart w:id="44" w:name="using-html"/>
+        <w:t xml:space="preserve">## `google-chrome`, `chromium-browser` and `chrome` were not found. Try setting the `CHROMOTE_CHROME` environment variable to the executable of a Chromium-based browser, such as Google Chrome, Chromium or Brave or adding one of these executables to your PATH.</w:t>
+      </w:r>
+    </w:p>
+    <w:bookmarkEnd w:id="47"/>
+    <w:bookmarkStart w:id="48" w:name="using-html"/>
     <w:p>
       <w:pPr>
         <w:pStyle w:val="Heading3"/>
@@ -1420,9 +1420,9 @@
         <w:t xml:space="preserve">Using HTML</w:t>
       </w:r>
     </w:p>
-    <w:bookmarkEnd w:id="44"/>
-    <w:bookmarkEnd w:id="45"/>
-    <w:bookmarkStart w:id="49" w:name="file-examples"/>
+    <w:bookmarkEnd w:id="48"/>
+    <w:bookmarkEnd w:id="49"/>
+    <w:bookmarkStart w:id="53" w:name="file-examples"/>
     <w:p>
       <w:pPr>
         <w:pStyle w:val="Heading2"/>
@@ -1452,7 +1452,7 @@
       <w:pPr>
         <w:pStyle w:val="BodyText"/>
       </w:pPr>
-      <w:hyperlink r:id="rId46">
+      <w:hyperlink r:id="rId50">
         <w:r>
           <w:rPr>
             <w:rStyle w:val="Hyperlink"/>
@@ -1472,7 +1472,7 @@
         <w:t xml:space="preserve">Alternatively you can embed files like PDFs.</w:t>
       </w:r>
     </w:p>
-    <w:bookmarkStart w:id="47" w:name="using-knitr-1"/>
+    <w:bookmarkStart w:id="51" w:name="using-knitr-1"/>
     <w:p>
       <w:pPr>
         <w:pStyle w:val="Heading3"/>
@@ -1499,8 +1499,8 @@
         <w:t xml:space="preserve">knitr</w:t>
       </w:r>
     </w:p>
-    <w:bookmarkEnd w:id="47"/>
-    <w:bookmarkStart w:id="48" w:name="using-html-1"/>
+    <w:bookmarkEnd w:id="51"/>
+    <w:bookmarkStart w:id="52" w:name="using-html-1"/>
     <w:p>
       <w:pPr>
         <w:pStyle w:val="Heading3"/>
@@ -1518,9 +1518,9 @@
         <w:t xml:space="preserve">Using HTML</w:t>
       </w:r>
     </w:p>
-    <w:bookmarkEnd w:id="48"/>
-    <w:bookmarkEnd w:id="49"/>
-    <w:bookmarkStart w:id="53" w:name="website-examples"/>
+    <w:bookmarkEnd w:id="52"/>
+    <w:bookmarkEnd w:id="53"/>
+    <w:bookmarkStart w:id="57" w:name="website-examples"/>
     <w:p>
       <w:pPr>
         <w:pStyle w:val="Heading2"/>
@@ -1550,7 +1550,7 @@
       <w:pPr>
         <w:pStyle w:val="BodyText"/>
       </w:pPr>
-      <w:hyperlink r:id="rId50">
+      <w:hyperlink r:id="rId54">
         <w:r>
           <w:rPr>
             <w:rStyle w:val="Hyperlink"/>
@@ -1567,7 +1567,7 @@
         <w:t xml:space="preserve">Or, you can embed some websites.</w:t>
       </w:r>
     </w:p>
-    <w:bookmarkStart w:id="51" w:name="using-knitr-2"/>
+    <w:bookmarkStart w:id="55" w:name="using-knitr-2"/>
     <w:p>
       <w:pPr>
         <w:pStyle w:val="Heading3"/>
@@ -1602,8 +1602,8 @@
         <w:t xml:space="preserve">This works:</w:t>
       </w:r>
     </w:p>
-    <w:bookmarkEnd w:id="51"/>
-    <w:bookmarkStart w:id="52" w:name="using-html-2"/>
+    <w:bookmarkEnd w:id="55"/>
+    <w:bookmarkStart w:id="56" w:name="using-html-2"/>
     <w:p>
       <w:pPr>
         <w:pStyle w:val="Heading3"/>
@@ -1621,9 +1621,9 @@
         <w:t xml:space="preserve">Using HTML</w:t>
       </w:r>
     </w:p>
-    <w:bookmarkEnd w:id="52"/>
-    <w:bookmarkEnd w:id="53"/>
-    <w:bookmarkStart w:id="54" w:name="citation-examples"/>
+    <w:bookmarkEnd w:id="56"/>
+    <w:bookmarkEnd w:id="57"/>
+    <w:bookmarkStart w:id="58" w:name="citation-examples"/>
     <w:p>
       <w:pPr>
         <w:pStyle w:val="Heading2"/>
@@ -1765,8 +1765,8 @@
         <w:t xml:space="preserve">.</w:t>
       </w:r>
     </w:p>
-    <w:bookmarkEnd w:id="54"/>
-    <w:bookmarkStart w:id="59" w:name="stylized-boxes"/>
+    <w:bookmarkEnd w:id="58"/>
+    <w:bookmarkStart w:id="63" w:name="stylized-boxes"/>
     <w:p>
       <w:pPr>
         <w:pStyle w:val="Heading2"/>
@@ -1800,7 +1800,7 @@
         <w:t xml:space="preserve">You can use these boxes in your course with either of two options: using HTML code or Pandoc syntax.</w:t>
       </w:r>
     </w:p>
-    <w:bookmarkStart w:id="57" w:name="using-rmarkdown-container-syntax"/>
+    <w:bookmarkStart w:id="61" w:name="using-rmarkdown-container-syntax"/>
     <w:p>
       <w:pPr>
         <w:pStyle w:val="Heading3"/>
@@ -1858,7 +1858,7 @@
       <w:r>
         <w:t xml:space="preserve"> </w:t>
       </w:r>
-      <w:hyperlink r:id="rId55">
+      <w:hyperlink r:id="rId59">
         <w:r>
           <w:rPr>
             <w:rStyle w:val="Hyperlink"/>
@@ -1981,7 +1981,7 @@
       <w:r>
         <w:t xml:space="preserve">(</w:t>
       </w:r>
-      <w:hyperlink r:id="rId56">
+      <w:hyperlink r:id="rId60">
         <w:r>
           <w:rPr>
             <w:rStyle w:val="Hyperlink"/>
@@ -1993,8 +1993,8 @@
         <w:t xml:space="preserve">)</w:t>
       </w:r>
     </w:p>
-    <w:bookmarkEnd w:id="57"/>
-    <w:bookmarkStart w:id="58" w:name="using-html-3"/>
+    <w:bookmarkEnd w:id="61"/>
+    <w:bookmarkStart w:id="62" w:name="using-html-3"/>
     <w:p>
       <w:pPr>
         <w:pStyle w:val="Heading3"/>
@@ -2189,9 +2189,9 @@
         <w:t xml:space="preserve">reflection text</w:t>
       </w:r>
     </w:p>
-    <w:bookmarkEnd w:id="58"/>
-    <w:bookmarkEnd w:id="59"/>
-    <w:bookmarkStart w:id="60" w:name="dropdown-summaries"/>
+    <w:bookmarkEnd w:id="62"/>
+    <w:bookmarkEnd w:id="63"/>
+    <w:bookmarkStart w:id="64" w:name="dropdown-summaries"/>
     <w:p>
       <w:pPr>
         <w:pStyle w:val="Heading2"/>
@@ -2225,8 +2225,8 @@
         <w:t xml:space="preserve">Here’s more words that are hidden.</w:t>
       </w:r>
     </w:p>
-    <w:bookmarkEnd w:id="60"/>
-    <w:bookmarkStart w:id="62" w:name="print-out-session-info"/>
+    <w:bookmarkEnd w:id="64"/>
+    <w:bookmarkStart w:id="66" w:name="print-out-session-info"/>
     <w:p>
       <w:pPr>
         <w:pStyle w:val="Heading2"/>
@@ -2254,7 +2254,7 @@
       <w:r>
         <w:t xml:space="preserve"> </w:t>
       </w:r>
-      <w:hyperlink r:id="rId61">
+      <w:hyperlink r:id="rId65">
         <w:r>
           <w:rPr>
             <w:rStyle w:val="Hyperlink"/>
@@ -2312,88 +2312,97 @@
         <w:rPr>
           <w:rStyle w:val="VerbatimChar"/>
         </w:rPr>
-        <w:t xml:space="preserve">##  setting  value                       </w:t>
-      </w:r>
-      <w:r>
-        <w:br/>
-      </w:r>
-      <w:r>
-        <w:rPr>
-          <w:rStyle w:val="VerbatimChar"/>
-        </w:rPr>
-        <w:t xml:space="preserve">##  version  R version 4.0.2 (2020-06-22)</w:t>
-      </w:r>
-      <w:r>
-        <w:br/>
-      </w:r>
-      <w:r>
-        <w:rPr>
-          <w:rStyle w:val="VerbatimChar"/>
-        </w:rPr>
-        <w:t xml:space="preserve">##  os       Ubuntu 20.04.3 LTS          </w:t>
-      </w:r>
-      <w:r>
-        <w:br/>
-      </w:r>
-      <w:r>
-        <w:rPr>
-          <w:rStyle w:val="VerbatimChar"/>
-        </w:rPr>
-        <w:t xml:space="preserve">##  system   x86_64, linux-gnu           </w:t>
-      </w:r>
-      <w:r>
-        <w:br/>
-      </w:r>
-      <w:r>
-        <w:rPr>
-          <w:rStyle w:val="VerbatimChar"/>
-        </w:rPr>
-        <w:t xml:space="preserve">##  ui       X11                         </w:t>
-      </w:r>
-      <w:r>
-        <w:br/>
-      </w:r>
-      <w:r>
-        <w:rPr>
-          <w:rStyle w:val="VerbatimChar"/>
-        </w:rPr>
-        <w:t xml:space="preserve">##  language (EN)                        </w:t>
-      </w:r>
-      <w:r>
-        <w:br/>
-      </w:r>
-      <w:r>
-        <w:rPr>
-          <w:rStyle w:val="VerbatimChar"/>
-        </w:rPr>
-        <w:t xml:space="preserve">##  collate  en_US.UTF-8                 </w:t>
-      </w:r>
-      <w:r>
-        <w:br/>
-      </w:r>
-      <w:r>
-        <w:rPr>
-          <w:rStyle w:val="VerbatimChar"/>
-        </w:rPr>
-        <w:t xml:space="preserve">##  ctype    en_US.UTF-8                 </w:t>
-      </w:r>
-      <w:r>
-        <w:br/>
-      </w:r>
-      <w:r>
-        <w:rPr>
-          <w:rStyle w:val="VerbatimChar"/>
-        </w:rPr>
-        <w:t xml:space="preserve">##  tz       Etc/UTC                     </w:t>
-      </w:r>
-      <w:r>
-        <w:br/>
-      </w:r>
-      <w:r>
-        <w:rPr>
-          <w:rStyle w:val="VerbatimChar"/>
-        </w:rPr>
-        <w:t xml:space="preserve">##  date     2022-05-26                  </w:t>
+        <w:t xml:space="preserve">##  setting  value</w:t>
+      </w:r>
+      <w:r>
+        <w:br/>
+      </w:r>
+      <w:r>
+        <w:rPr>
+          <w:rStyle w:val="VerbatimChar"/>
+        </w:rPr>
+        <w:t xml:space="preserve">##  version  R version 4.3.2 (2023-10-31)</w:t>
+      </w:r>
+      <w:r>
+        <w:br/>
+      </w:r>
+      <w:r>
+        <w:rPr>
+          <w:rStyle w:val="VerbatimChar"/>
+        </w:rPr>
+        <w:t xml:space="preserve">##  os       Ubuntu 22.04.4 LTS</w:t>
+      </w:r>
+      <w:r>
+        <w:br/>
+      </w:r>
+      <w:r>
+        <w:rPr>
+          <w:rStyle w:val="VerbatimChar"/>
+        </w:rPr>
+        <w:t xml:space="preserve">##  system   x86_64, linux-gnu</w:t>
+      </w:r>
+      <w:r>
+        <w:br/>
+      </w:r>
+      <w:r>
+        <w:rPr>
+          <w:rStyle w:val="VerbatimChar"/>
+        </w:rPr>
+        <w:t xml:space="preserve">##  ui       X11</w:t>
+      </w:r>
+      <w:r>
+        <w:br/>
+      </w:r>
+      <w:r>
+        <w:rPr>
+          <w:rStyle w:val="VerbatimChar"/>
+        </w:rPr>
+        <w:t xml:space="preserve">##  language (EN)</w:t>
+      </w:r>
+      <w:r>
+        <w:br/>
+      </w:r>
+      <w:r>
+        <w:rPr>
+          <w:rStyle w:val="VerbatimChar"/>
+        </w:rPr>
+        <w:t xml:space="preserve">##  collate  en_US.UTF-8</w:t>
+      </w:r>
+      <w:r>
+        <w:br/>
+      </w:r>
+      <w:r>
+        <w:rPr>
+          <w:rStyle w:val="VerbatimChar"/>
+        </w:rPr>
+        <w:t xml:space="preserve">##  ctype    en_US.UTF-8</w:t>
+      </w:r>
+      <w:r>
+        <w:br/>
+      </w:r>
+      <w:r>
+        <w:rPr>
+          <w:rStyle w:val="VerbatimChar"/>
+        </w:rPr>
+        <w:t xml:space="preserve">##  tz       Etc/UTC</w:t>
+      </w:r>
+      <w:r>
+        <w:br/>
+      </w:r>
+      <w:r>
+        <w:rPr>
+          <w:rStyle w:val="VerbatimChar"/>
+        </w:rPr>
+        <w:t xml:space="preserve">##  date     2025-06-06</w:t>
+      </w:r>
+      <w:r>
+        <w:br/>
+      </w:r>
+      <w:r>
+        <w:rPr>
+          <w:rStyle w:val="VerbatimChar"/>
+        </w:rPr>
+        <w:t xml:space="preserve">##  pandoc   3.1.1 @ /usr/local/bin/ (via rmarkdown)</w:t>
       </w:r>
       <w:r>
         <w:br/>
@@ -2420,439 +2429,628 @@
         <w:rPr>
           <w:rStyle w:val="VerbatimChar"/>
         </w:rPr>
-        <w:t xml:space="preserve">##  package     * version    date       lib source                            </w:t>
-      </w:r>
-      <w:r>
-        <w:br/>
-      </w:r>
-      <w:r>
-        <w:rPr>
-          <w:rStyle w:val="VerbatimChar"/>
-        </w:rPr>
-        <w:t xml:space="preserve">##  assertthat    0.2.1      2019-03-21 [1] RSPM (R 4.0.3)                    </w:t>
-      </w:r>
-      <w:r>
-        <w:br/>
-      </w:r>
-      <w:r>
-        <w:rPr>
-          <w:rStyle w:val="VerbatimChar"/>
-        </w:rPr>
-        <w:t xml:space="preserve">##  bookdown      0.24       2022-02-15 [1] Github (rstudio/bookdown@88bc4ea) </w:t>
-      </w:r>
-      <w:r>
-        <w:br/>
-      </w:r>
-      <w:r>
-        <w:rPr>
-          <w:rStyle w:val="VerbatimChar"/>
-        </w:rPr>
-        <w:t xml:space="preserve">##  callr         3.4.4      2020-09-07 [1] RSPM (R 4.0.2)                    </w:t>
-      </w:r>
-      <w:r>
-        <w:br/>
-      </w:r>
-      <w:r>
-        <w:rPr>
-          <w:rStyle w:val="VerbatimChar"/>
-        </w:rPr>
-        <w:t xml:space="preserve">##  cli           2.0.2      2020-02-28 [1] RSPM (R 4.0.0)                    </w:t>
-      </w:r>
-      <w:r>
-        <w:br/>
-      </w:r>
-      <w:r>
-        <w:rPr>
-          <w:rStyle w:val="VerbatimChar"/>
-        </w:rPr>
-        <w:t xml:space="preserve">##  crayon        1.3.4      2017-09-16 [1] RSPM (R 4.0.0)                    </w:t>
-      </w:r>
-      <w:r>
-        <w:br/>
-      </w:r>
-      <w:r>
-        <w:rPr>
-          <w:rStyle w:val="VerbatimChar"/>
-        </w:rPr>
-        <w:t xml:space="preserve">##  curl          4.3        2019-12-02 [1] RSPM (R 4.0.3)                    </w:t>
-      </w:r>
-      <w:r>
-        <w:br/>
-      </w:r>
-      <w:r>
-        <w:rPr>
-          <w:rStyle w:val="VerbatimChar"/>
-        </w:rPr>
-        <w:t xml:space="preserve">##  desc          1.2.0      2018-05-01 [1] RSPM (R 4.0.3)                    </w:t>
-      </w:r>
-      <w:r>
-        <w:br/>
-      </w:r>
-      <w:r>
-        <w:rPr>
-          <w:rStyle w:val="VerbatimChar"/>
-        </w:rPr>
-        <w:t xml:space="preserve">##  devtools      2.3.2      2020-09-18 [1] RSPM (R 4.0.3)                    </w:t>
-      </w:r>
-      <w:r>
-        <w:br/>
-      </w:r>
-      <w:r>
-        <w:rPr>
-          <w:rStyle w:val="VerbatimChar"/>
-        </w:rPr>
-        <w:t xml:space="preserve">##  digest        0.6.25     2020-02-23 [1] RSPM (R 4.0.0)                    </w:t>
-      </w:r>
-      <w:r>
-        <w:br/>
-      </w:r>
-      <w:r>
-        <w:rPr>
-          <w:rStyle w:val="VerbatimChar"/>
-        </w:rPr>
-        <w:t xml:space="preserve">##  ellipsis      0.3.1      2020-05-15 [1] RSPM (R 4.0.3)                    </w:t>
-      </w:r>
-      <w:r>
-        <w:br/>
-      </w:r>
-      <w:r>
-        <w:rPr>
-          <w:rStyle w:val="VerbatimChar"/>
-        </w:rPr>
-        <w:t xml:space="preserve">##  evaluate      0.14       2019-05-28 [1] RSPM (R 4.0.3)                    </w:t>
-      </w:r>
-      <w:r>
-        <w:br/>
-      </w:r>
-      <w:r>
-        <w:rPr>
-          <w:rStyle w:val="VerbatimChar"/>
-        </w:rPr>
-        <w:t xml:space="preserve">##  fansi         0.4.1      2020-01-08 [1] RSPM (R 4.0.0)                    </w:t>
-      </w:r>
-      <w:r>
-        <w:br/>
-      </w:r>
-      <w:r>
-        <w:rPr>
-          <w:rStyle w:val="VerbatimChar"/>
-        </w:rPr>
-        <w:t xml:space="preserve">##  fs            1.5.0      2020-07-31 [1] RSPM (R 4.0.3)                    </w:t>
-      </w:r>
-      <w:r>
-        <w:br/>
-      </w:r>
-      <w:r>
-        <w:rPr>
-          <w:rStyle w:val="VerbatimChar"/>
-        </w:rPr>
-        <w:t xml:space="preserve">##  glue          1.6.1      2022-01-22 [1] CRAN (R 4.0.2)                    </w:t>
-      </w:r>
-      <w:r>
-        <w:br/>
-      </w:r>
-      <w:r>
-        <w:rPr>
-          <w:rStyle w:val="VerbatimChar"/>
-        </w:rPr>
-        <w:t xml:space="preserve">##  highr         0.8        2019-03-20 [1] RSPM (R 4.0.3)                    </w:t>
-      </w:r>
-      <w:r>
-        <w:br/>
-      </w:r>
-      <w:r>
-        <w:rPr>
-          <w:rStyle w:val="VerbatimChar"/>
-        </w:rPr>
-        <w:t xml:space="preserve">##  hms           0.5.3      2020-01-08 [1] RSPM (R 4.0.0)                    </w:t>
-      </w:r>
-      <w:r>
-        <w:br/>
-      </w:r>
-      <w:r>
-        <w:rPr>
-          <w:rStyle w:val="VerbatimChar"/>
-        </w:rPr>
-        <w:t xml:space="preserve">##  htmltools     0.5.0      2020-06-16 [1] RSPM (R 4.0.1)                    </w:t>
-      </w:r>
-      <w:r>
-        <w:br/>
-      </w:r>
-      <w:r>
-        <w:rPr>
-          <w:rStyle w:val="VerbatimChar"/>
-        </w:rPr>
-        <w:t xml:space="preserve">##  httr          1.4.2      2020-07-20 [1] RSPM (R 4.0.3)                    </w:t>
-      </w:r>
-      <w:r>
-        <w:br/>
-      </w:r>
-      <w:r>
-        <w:rPr>
-          <w:rStyle w:val="VerbatimChar"/>
-        </w:rPr>
-        <w:t xml:space="preserve">##  knitr         1.33       2022-02-15 [1] Github (yihui/knitr@a1052d1)      </w:t>
-      </w:r>
-      <w:r>
-        <w:br/>
-      </w:r>
-      <w:r>
-        <w:rPr>
-          <w:rStyle w:val="VerbatimChar"/>
-        </w:rPr>
-        <w:t xml:space="preserve">##  lifecycle     1.0.0      2021-02-15 [1] CRAN (R 4.0.2)                    </w:t>
-      </w:r>
-      <w:r>
-        <w:br/>
-      </w:r>
-      <w:r>
-        <w:rPr>
-          <w:rStyle w:val="VerbatimChar"/>
-        </w:rPr>
-        <w:t xml:space="preserve">##  magrittr    * 2.0.2      2022-01-26 [1] CRAN (R 4.0.2)                    </w:t>
-      </w:r>
-      <w:r>
-        <w:br/>
-      </w:r>
-      <w:r>
-        <w:rPr>
-          <w:rStyle w:val="VerbatimChar"/>
-        </w:rPr>
-        <w:t xml:space="preserve">##  memoise       1.1.0      2017-04-21 [1] RSPM (R 4.0.0)                    </w:t>
-      </w:r>
-      <w:r>
-        <w:br/>
-      </w:r>
-      <w:r>
-        <w:rPr>
-          <w:rStyle w:val="VerbatimChar"/>
-        </w:rPr>
-        <w:t xml:space="preserve">##  ottrpal       0.1.2      2022-02-15 [1] Github (jhudsl/ottrpal@1018848)   </w:t>
-      </w:r>
-      <w:r>
-        <w:br/>
-      </w:r>
-      <w:r>
-        <w:rPr>
-          <w:rStyle w:val="VerbatimChar"/>
-        </w:rPr>
-        <w:t xml:space="preserve">##  pillar        1.4.6      2020-07-10 [1] RSPM (R 4.0.2)                    </w:t>
-      </w:r>
-      <w:r>
-        <w:br/>
-      </w:r>
-      <w:r>
-        <w:rPr>
-          <w:rStyle w:val="VerbatimChar"/>
-        </w:rPr>
-        <w:t xml:space="preserve">##  pkgbuild      1.1.0      2020-07-13 [1] RSPM (R 4.0.2)                    </w:t>
-      </w:r>
-      <w:r>
-        <w:br/>
-      </w:r>
-      <w:r>
-        <w:rPr>
-          <w:rStyle w:val="VerbatimChar"/>
-        </w:rPr>
-        <w:t xml:space="preserve">##  pkgconfig     2.0.3      2019-09-22 [1] RSPM (R 4.0.3)                    </w:t>
-      </w:r>
-      <w:r>
-        <w:br/>
-      </w:r>
-      <w:r>
-        <w:rPr>
-          <w:rStyle w:val="VerbatimChar"/>
-        </w:rPr>
-        <w:t xml:space="preserve">##  pkgload       1.1.0      2020-05-29 [1] RSPM (R 4.0.3)                    </w:t>
-      </w:r>
-      <w:r>
-        <w:br/>
-      </w:r>
-      <w:r>
-        <w:rPr>
-          <w:rStyle w:val="VerbatimChar"/>
-        </w:rPr>
-        <w:t xml:space="preserve">##  prettyunits   1.1.1      2020-01-24 [1] RSPM (R 4.0.3)                    </w:t>
-      </w:r>
-      <w:r>
-        <w:br/>
-      </w:r>
-      <w:r>
-        <w:rPr>
-          <w:rStyle w:val="VerbatimChar"/>
-        </w:rPr>
-        <w:t xml:space="preserve">##  processx      3.4.4      2020-09-03 [1] RSPM (R 4.0.2)                    </w:t>
-      </w:r>
-      <w:r>
-        <w:br/>
-      </w:r>
-      <w:r>
-        <w:rPr>
-          <w:rStyle w:val="VerbatimChar"/>
-        </w:rPr>
-        <w:t xml:space="preserve">##  ps            1.3.4      2020-08-11 [1] RSPM (R 4.0.2)                    </w:t>
-      </w:r>
-      <w:r>
-        <w:br/>
-      </w:r>
-      <w:r>
-        <w:rPr>
-          <w:rStyle w:val="VerbatimChar"/>
-        </w:rPr>
-        <w:t xml:space="preserve">##  purrr         0.3.4      2020-04-17 [1] RSPM (R 4.0.3)                    </w:t>
-      </w:r>
-      <w:r>
-        <w:br/>
-      </w:r>
-      <w:r>
-        <w:rPr>
-          <w:rStyle w:val="VerbatimChar"/>
-        </w:rPr>
-        <w:t xml:space="preserve">##  R6            2.4.1      2019-11-12 [1] RSPM (R 4.0.0)                    </w:t>
-      </w:r>
-      <w:r>
-        <w:br/>
-      </w:r>
-      <w:r>
-        <w:rPr>
-          <w:rStyle w:val="VerbatimChar"/>
-        </w:rPr>
-        <w:t xml:space="preserve">##  readr         1.4.0      2020-10-05 [1] RSPM (R 4.0.2)                    </w:t>
-      </w:r>
-      <w:r>
-        <w:br/>
-      </w:r>
-      <w:r>
-        <w:rPr>
-          <w:rStyle w:val="VerbatimChar"/>
-        </w:rPr>
-        <w:t xml:space="preserve">##  remotes       2.2.0      2020-07-21 [1] RSPM (R 4.0.3)                    </w:t>
-      </w:r>
-      <w:r>
-        <w:br/>
-      </w:r>
-      <w:r>
-        <w:rPr>
-          <w:rStyle w:val="VerbatimChar"/>
-        </w:rPr>
-        <w:t xml:space="preserve">##  rlang         0.4.10     2022-02-15 [1] Github (r-lib/rlang@f0c9be5)      </w:t>
-      </w:r>
-      <w:r>
-        <w:br/>
-      </w:r>
-      <w:r>
-        <w:rPr>
-          <w:rStyle w:val="VerbatimChar"/>
-        </w:rPr>
-        <w:t xml:space="preserve">##  rmarkdown     2.10       2022-02-15 [1] Github (rstudio/rmarkdown@02d3c25)</w:t>
-      </w:r>
-      <w:r>
-        <w:br/>
-      </w:r>
-      <w:r>
-        <w:rPr>
-          <w:rStyle w:val="VerbatimChar"/>
-        </w:rPr>
-        <w:t xml:space="preserve">##  rprojroot     2.0.2      2020-11-15 [1] CRAN (R 4.0.2)                    </w:t>
-      </w:r>
-      <w:r>
-        <w:br/>
-      </w:r>
-      <w:r>
-        <w:rPr>
-          <w:rStyle w:val="VerbatimChar"/>
-        </w:rPr>
-        <w:t xml:space="preserve">##  sessioninfo   1.1.1      2018-11-05 [1] RSPM (R 4.0.3)                    </w:t>
-      </w:r>
-      <w:r>
-        <w:br/>
-      </w:r>
-      <w:r>
-        <w:rPr>
-          <w:rStyle w:val="VerbatimChar"/>
-        </w:rPr>
-        <w:t xml:space="preserve">##  stringi       1.5.3      2020-09-09 [1] RSPM (R 4.0.3)                    </w:t>
-      </w:r>
-      <w:r>
-        <w:br/>
-      </w:r>
-      <w:r>
-        <w:rPr>
-          <w:rStyle w:val="VerbatimChar"/>
-        </w:rPr>
-        <w:t xml:space="preserve">##  stringr       1.4.0      2019-02-10 [1] RSPM (R 4.0.3)                    </w:t>
-      </w:r>
-      <w:r>
-        <w:br/>
-      </w:r>
-      <w:r>
-        <w:rPr>
-          <w:rStyle w:val="VerbatimChar"/>
-        </w:rPr>
-        <w:t xml:space="preserve">##  testthat      3.0.1      2022-02-15 [1] Github (R-lib/testthat@e99155a)   </w:t>
-      </w:r>
-      <w:r>
-        <w:br/>
-      </w:r>
-      <w:r>
-        <w:rPr>
-          <w:rStyle w:val="VerbatimChar"/>
-        </w:rPr>
-        <w:t xml:space="preserve">##  tibble        3.0.3      2020-07-10 [1] RSPM (R 4.0.2)                    </w:t>
-      </w:r>
-      <w:r>
-        <w:br/>
-      </w:r>
-      <w:r>
-        <w:rPr>
-          <w:rStyle w:val="VerbatimChar"/>
-        </w:rPr>
-        <w:t xml:space="preserve">##  usethis       2.1.5.9000 2022-02-15 [1] Github (r-lib/usethis@57b109a)    </w:t>
-      </w:r>
-      <w:r>
-        <w:br/>
-      </w:r>
-      <w:r>
-        <w:rPr>
-          <w:rStyle w:val="VerbatimChar"/>
-        </w:rPr>
-        <w:t xml:space="preserve">##  vctrs         0.3.4      2020-08-29 [1] RSPM (R 4.0.2)                    </w:t>
-      </w:r>
-      <w:r>
-        <w:br/>
-      </w:r>
-      <w:r>
-        <w:rPr>
-          <w:rStyle w:val="VerbatimChar"/>
-        </w:rPr>
-        <w:t xml:space="preserve">##  webshot       0.5.2      2019-11-22 [1] RSPM (R 4.0.3)                    </w:t>
-      </w:r>
-      <w:r>
-        <w:br/>
-      </w:r>
-      <w:r>
-        <w:rPr>
-          <w:rStyle w:val="VerbatimChar"/>
-        </w:rPr>
-        <w:t xml:space="preserve">##  withr         2.3.0      2020-09-22 [1] RSPM (R 4.0.2)                    </w:t>
-      </w:r>
-      <w:r>
-        <w:br/>
-      </w:r>
-      <w:r>
-        <w:rPr>
-          <w:rStyle w:val="VerbatimChar"/>
-        </w:rPr>
-        <w:t xml:space="preserve">##  xfun          0.26       2022-02-15 [1] Github (yihui/xfun@74c2a66)       </w:t>
-      </w:r>
-      <w:r>
-        <w:br/>
-      </w:r>
-      <w:r>
-        <w:rPr>
-          <w:rStyle w:val="VerbatimChar"/>
-        </w:rPr>
-        <w:t xml:space="preserve">##  yaml          2.2.1      2020-02-01 [1] RSPM (R 4.0.3)                    </w:t>
+        <w:t xml:space="preserve">##  package     * version date (UTC) lib source</w:t>
+      </w:r>
+      <w:r>
+        <w:br/>
+      </w:r>
+      <w:r>
+        <w:rPr>
+          <w:rStyle w:val="VerbatimChar"/>
+        </w:rPr>
+        <w:t xml:space="preserve">##  askpass       1.2.0   2023-09-03 [1] RSPM (R 4.3.0)</w:t>
+      </w:r>
+      <w:r>
+        <w:br/>
+      </w:r>
+      <w:r>
+        <w:rPr>
+          <w:rStyle w:val="VerbatimChar"/>
+        </w:rPr>
+        <w:t xml:space="preserve">##  bookdown      0.41    2024-10-16 [1] CRAN (R 4.3.2)</w:t>
+      </w:r>
+      <w:r>
+        <w:br/>
+      </w:r>
+      <w:r>
+        <w:rPr>
+          <w:rStyle w:val="VerbatimChar"/>
+        </w:rPr>
+        <w:t xml:space="preserve">##  cachem        1.0.8   2023-05-01 [1] RSPM (R 4.3.0)</w:t>
+      </w:r>
+      <w:r>
+        <w:br/>
+      </w:r>
+      <w:r>
+        <w:rPr>
+          <w:rStyle w:val="VerbatimChar"/>
+        </w:rPr>
+        <w:t xml:space="preserve">##  chromote      0.3.1   2024-08-30 [1] CRAN (R 4.3.2)</w:t>
+      </w:r>
+      <w:r>
+        <w:br/>
+      </w:r>
+      <w:r>
+        <w:rPr>
+          <w:rStyle w:val="VerbatimChar"/>
+        </w:rPr>
+        <w:t xml:space="preserve">##  cli           3.6.2   2023-12-11 [1] RSPM (R 4.3.0)</w:t>
+      </w:r>
+      <w:r>
+        <w:br/>
+      </w:r>
+      <w:r>
+        <w:rPr>
+          <w:rStyle w:val="VerbatimChar"/>
+        </w:rPr>
+        <w:t xml:space="preserve">##  curl          5.2.0   2023-12-08 [1] RSPM (R 4.3.0)</w:t>
+      </w:r>
+      <w:r>
+        <w:br/>
+      </w:r>
+      <w:r>
+        <w:rPr>
+          <w:rStyle w:val="VerbatimChar"/>
+        </w:rPr>
+        <w:t xml:space="preserve">##  devtools      2.4.5   2022-10-11 [1] RSPM (R 4.3.0)</w:t>
+      </w:r>
+      <w:r>
+        <w:br/>
+      </w:r>
+      <w:r>
+        <w:rPr>
+          <w:rStyle w:val="VerbatimChar"/>
+        </w:rPr>
+        <w:t xml:space="preserve">##  digest        0.6.34  2024-01-11 [1] RSPM (R 4.3.0)</w:t>
+      </w:r>
+      <w:r>
+        <w:br/>
+      </w:r>
+      <w:r>
+        <w:rPr>
+          <w:rStyle w:val="VerbatimChar"/>
+        </w:rPr>
+        <w:t xml:space="preserve">##  dplyr         1.1.4   2023-11-17 [1] RSPM (R 4.3.0)</w:t>
+      </w:r>
+      <w:r>
+        <w:br/>
+      </w:r>
+      <w:r>
+        <w:rPr>
+          <w:rStyle w:val="VerbatimChar"/>
+        </w:rPr>
+        <w:t xml:space="preserve">##  ellipsis      0.3.2   2021-04-29 [1] RSPM (R 4.3.0)</w:t>
+      </w:r>
+      <w:r>
+        <w:br/>
+      </w:r>
+      <w:r>
+        <w:rPr>
+          <w:rStyle w:val="VerbatimChar"/>
+        </w:rPr>
+        <w:t xml:space="preserve">##  evaluate      0.23    2023-11-01 [1] RSPM (R 4.3.0)</w:t>
+      </w:r>
+      <w:r>
+        <w:br/>
+      </w:r>
+      <w:r>
+        <w:rPr>
+          <w:rStyle w:val="VerbatimChar"/>
+        </w:rPr>
+        <w:t xml:space="preserve">##  fansi         1.0.6   2023-12-08 [1] RSPM (R 4.3.0)</w:t>
+      </w:r>
+      <w:r>
+        <w:br/>
+      </w:r>
+      <w:r>
+        <w:rPr>
+          <w:rStyle w:val="VerbatimChar"/>
+        </w:rPr>
+        <w:t xml:space="preserve">##  fastmap       1.1.1   2023-02-24 [1] RSPM (R 4.3.0)</w:t>
+      </w:r>
+      <w:r>
+        <w:br/>
+      </w:r>
+      <w:r>
+        <w:rPr>
+          <w:rStyle w:val="VerbatimChar"/>
+        </w:rPr>
+        <w:t xml:space="preserve">##  fs            1.6.3   2023-07-20 [1] RSPM (R 4.3.0)</w:t>
+      </w:r>
+      <w:r>
+        <w:br/>
+      </w:r>
+      <w:r>
+        <w:rPr>
+          <w:rStyle w:val="VerbatimChar"/>
+        </w:rPr>
+        <w:t xml:space="preserve">##  generics      0.1.3   2022-07-05 [1] RSPM (R 4.3.0)</w:t>
+      </w:r>
+      <w:r>
+        <w:br/>
+      </w:r>
+      <w:r>
+        <w:rPr>
+          <w:rStyle w:val="VerbatimChar"/>
+        </w:rPr>
+        <w:t xml:space="preserve">##  glue          1.7.0   2024-01-09 [1] RSPM (R 4.3.0)</w:t>
+      </w:r>
+      <w:r>
+        <w:br/>
+      </w:r>
+      <w:r>
+        <w:rPr>
+          <w:rStyle w:val="VerbatimChar"/>
+        </w:rPr>
+        <w:t xml:space="preserve">##  highr         0.11    2024-05-26 [1] CRAN (R 4.3.2)</w:t>
+      </w:r>
+      <w:r>
+        <w:br/>
+      </w:r>
+      <w:r>
+        <w:rPr>
+          <w:rStyle w:val="VerbatimChar"/>
+        </w:rPr>
+        <w:t xml:space="preserve">##  hms           1.1.3   2023-03-21 [1] RSPM (R 4.3.0)</w:t>
+      </w:r>
+      <w:r>
+        <w:br/>
+      </w:r>
+      <w:r>
+        <w:rPr>
+          <w:rStyle w:val="VerbatimChar"/>
+        </w:rPr>
+        <w:t xml:space="preserve">##  htmltools     0.5.7   2023-11-03 [1] RSPM (R 4.3.0)</w:t>
+      </w:r>
+      <w:r>
+        <w:br/>
+      </w:r>
+      <w:r>
+        <w:rPr>
+          <w:rStyle w:val="VerbatimChar"/>
+        </w:rPr>
+        <w:t xml:space="preserve">##  htmlwidgets   1.6.4   2023-12-06 [1] RSPM (R 4.3.0)</w:t>
+      </w:r>
+      <w:r>
+        <w:br/>
+      </w:r>
+      <w:r>
+        <w:rPr>
+          <w:rStyle w:val="VerbatimChar"/>
+        </w:rPr>
+        <w:t xml:space="preserve">##  httpuv        1.6.14  2024-01-26 [1] RSPM (R 4.3.0)</w:t>
+      </w:r>
+      <w:r>
+        <w:br/>
+      </w:r>
+      <w:r>
+        <w:rPr>
+          <w:rStyle w:val="VerbatimChar"/>
+        </w:rPr>
+        <w:t xml:space="preserve">##  httr          1.4.7   2023-08-15 [1] RSPM (R 4.3.0)</w:t>
+      </w:r>
+      <w:r>
+        <w:br/>
+      </w:r>
+      <w:r>
+        <w:rPr>
+          <w:rStyle w:val="VerbatimChar"/>
+        </w:rPr>
+        <w:t xml:space="preserve">##  janitor       2.2.0   2023-02-02 [1] RSPM (R 4.3.0)</w:t>
+      </w:r>
+      <w:r>
+        <w:br/>
+      </w:r>
+      <w:r>
+        <w:rPr>
+          <w:rStyle w:val="VerbatimChar"/>
+        </w:rPr>
+        <w:t xml:space="preserve">##  jsonlite      1.8.8   2023-12-04 [1] RSPM (R 4.3.0)</w:t>
+      </w:r>
+      <w:r>
+        <w:br/>
+      </w:r>
+      <w:r>
+        <w:rPr>
+          <w:rStyle w:val="VerbatimChar"/>
+        </w:rPr>
+        <w:t xml:space="preserve">##  knitr         1.48    2024-07-07 [1] CRAN (R 4.3.2)</w:t>
+      </w:r>
+      <w:r>
+        <w:br/>
+      </w:r>
+      <w:r>
+        <w:rPr>
+          <w:rStyle w:val="VerbatimChar"/>
+        </w:rPr>
+        <w:t xml:space="preserve">##  later         1.3.2   2023-12-06 [1] RSPM (R 4.3.0)</w:t>
+      </w:r>
+      <w:r>
+        <w:br/>
+      </w:r>
+      <w:r>
+        <w:rPr>
+          <w:rStyle w:val="VerbatimChar"/>
+        </w:rPr>
+        <w:t xml:space="preserve">##  lifecycle     1.0.4   2023-11-07 [1] RSPM (R 4.3.0)</w:t>
+      </w:r>
+      <w:r>
+        <w:br/>
+      </w:r>
+      <w:r>
+        <w:rPr>
+          <w:rStyle w:val="VerbatimChar"/>
+        </w:rPr>
+        <w:t xml:space="preserve">##  lubridate     1.9.3   2023-09-27 [1] RSPM (R 4.3.0)</w:t>
+      </w:r>
+      <w:r>
+        <w:br/>
+      </w:r>
+      <w:r>
+        <w:rPr>
+          <w:rStyle w:val="VerbatimChar"/>
+        </w:rPr>
+        <w:t xml:space="preserve">##  magrittr    * 2.0.3   2022-03-30 [1] RSPM (R 4.3.0)</w:t>
+      </w:r>
+      <w:r>
+        <w:br/>
+      </w:r>
+      <w:r>
+        <w:rPr>
+          <w:rStyle w:val="VerbatimChar"/>
+        </w:rPr>
+        <w:t xml:space="preserve">##  memoise       2.0.1   2021-11-26 [1] RSPM (R 4.3.0)</w:t>
+      </w:r>
+      <w:r>
+        <w:br/>
+      </w:r>
+      <w:r>
+        <w:rPr>
+          <w:rStyle w:val="VerbatimChar"/>
+        </w:rPr>
+        <w:t xml:space="preserve">##  mime          0.12    2021-09-28 [1] RSPM (R 4.3.0)</w:t>
+      </w:r>
+      <w:r>
+        <w:br/>
+      </w:r>
+      <w:r>
+        <w:rPr>
+          <w:rStyle w:val="VerbatimChar"/>
+        </w:rPr>
+        <w:t xml:space="preserve">##  miniUI        0.1.1.1 2018-05-18 [1] RSPM (R 4.3.0)</w:t>
+      </w:r>
+      <w:r>
+        <w:br/>
+      </w:r>
+      <w:r>
+        <w:rPr>
+          <w:rStyle w:val="VerbatimChar"/>
+        </w:rPr>
+        <w:t xml:space="preserve">##  openssl       2.1.1   2023-09-25 [1] RSPM (R 4.3.0)</w:t>
+      </w:r>
+      <w:r>
+        <w:br/>
+      </w:r>
+      <w:r>
+        <w:rPr>
+          <w:rStyle w:val="VerbatimChar"/>
+        </w:rPr>
+        <w:t xml:space="preserve">##  ottrpal       1.3.0   2024-10-23 [1] Github (jhudsl/ottrpal@2e19782)</w:t>
+      </w:r>
+      <w:r>
+        <w:br/>
+      </w:r>
+      <w:r>
+        <w:rPr>
+          <w:rStyle w:val="VerbatimChar"/>
+        </w:rPr>
+        <w:t xml:space="preserve">##  pillar        1.9.0   2023-03-22 [1] RSPM (R 4.3.0)</w:t>
+      </w:r>
+      <w:r>
+        <w:br/>
+      </w:r>
+      <w:r>
+        <w:rPr>
+          <w:rStyle w:val="VerbatimChar"/>
+        </w:rPr>
+        <w:t xml:space="preserve">##  pkgbuild      1.4.3   2023-12-10 [1] RSPM (R 4.3.0)</w:t>
+      </w:r>
+      <w:r>
+        <w:br/>
+      </w:r>
+      <w:r>
+        <w:rPr>
+          <w:rStyle w:val="VerbatimChar"/>
+        </w:rPr>
+        <w:t xml:space="preserve">##  pkgconfig     2.0.3   2019-09-22 [1] RSPM (R 4.3.0)</w:t>
+      </w:r>
+      <w:r>
+        <w:br/>
+      </w:r>
+      <w:r>
+        <w:rPr>
+          <w:rStyle w:val="VerbatimChar"/>
+        </w:rPr>
+        <w:t xml:space="preserve">##  pkgload       1.3.4   2024-01-16 [1] RSPM (R 4.3.0)</w:t>
+      </w:r>
+      <w:r>
+        <w:br/>
+      </w:r>
+      <w:r>
+        <w:rPr>
+          <w:rStyle w:val="VerbatimChar"/>
+        </w:rPr>
+        <w:t xml:space="preserve">##  processx      3.8.3   2023-12-10 [1] RSPM (R 4.3.0)</w:t>
+      </w:r>
+      <w:r>
+        <w:br/>
+      </w:r>
+      <w:r>
+        <w:rPr>
+          <w:rStyle w:val="VerbatimChar"/>
+        </w:rPr>
+        <w:t xml:space="preserve">##  profvis       0.3.8   2023-05-02 [1] RSPM (R 4.3.0)</w:t>
+      </w:r>
+      <w:r>
+        <w:br/>
+      </w:r>
+      <w:r>
+        <w:rPr>
+          <w:rStyle w:val="VerbatimChar"/>
+        </w:rPr>
+        <w:t xml:space="preserve">##  promises      1.2.1   2023-08-10 [1] RSPM (R 4.3.0)</w:t>
+      </w:r>
+      <w:r>
+        <w:br/>
+      </w:r>
+      <w:r>
+        <w:rPr>
+          <w:rStyle w:val="VerbatimChar"/>
+        </w:rPr>
+        <w:t xml:space="preserve">##  ps            1.7.6   2024-01-18 [1] RSPM (R 4.3.0)</w:t>
+      </w:r>
+      <w:r>
+        <w:br/>
+      </w:r>
+      <w:r>
+        <w:rPr>
+          <w:rStyle w:val="VerbatimChar"/>
+        </w:rPr>
+        <w:t xml:space="preserve">##  purrr         1.0.2   2023-08-10 [1] RSPM (R 4.3.0)</w:t>
+      </w:r>
+      <w:r>
+        <w:br/>
+      </w:r>
+      <w:r>
+        <w:rPr>
+          <w:rStyle w:val="VerbatimChar"/>
+        </w:rPr>
+        <w:t xml:space="preserve">##  R6            2.5.1   2021-08-19 [1] RSPM (R 4.3.0)</w:t>
+      </w:r>
+      <w:r>
+        <w:br/>
+      </w:r>
+      <w:r>
+        <w:rPr>
+          <w:rStyle w:val="VerbatimChar"/>
+        </w:rPr>
+        <w:t xml:space="preserve">##  Rcpp          1.0.12  2024-01-09 [1] RSPM (R 4.3.0)</w:t>
+      </w:r>
+      <w:r>
+        <w:br/>
+      </w:r>
+      <w:r>
+        <w:rPr>
+          <w:rStyle w:val="VerbatimChar"/>
+        </w:rPr>
+        <w:t xml:space="preserve">##  readr         2.1.5   2024-01-10 [1] RSPM (R 4.3.0)</w:t>
+      </w:r>
+      <w:r>
+        <w:br/>
+      </w:r>
+      <w:r>
+        <w:rPr>
+          <w:rStyle w:val="VerbatimChar"/>
+        </w:rPr>
+        <w:t xml:space="preserve">##  remotes       2.4.2.1 2023-07-18 [1] RSPM (R 4.3.0)</w:t>
+      </w:r>
+      <w:r>
+        <w:br/>
+      </w:r>
+      <w:r>
+        <w:rPr>
+          <w:rStyle w:val="VerbatimChar"/>
+        </w:rPr>
+        <w:t xml:space="preserve">##  rlang         1.1.4   2024-06-04 [1] CRAN (R 4.3.2)</w:t>
+      </w:r>
+      <w:r>
+        <w:br/>
+      </w:r>
+      <w:r>
+        <w:rPr>
+          <w:rStyle w:val="VerbatimChar"/>
+        </w:rPr>
+        <w:t xml:space="preserve">##  rmarkdown     2.25    2023-09-18 [1] RSPM (R 4.3.0)</w:t>
+      </w:r>
+      <w:r>
+        <w:br/>
+      </w:r>
+      <w:r>
+        <w:rPr>
+          <w:rStyle w:val="VerbatimChar"/>
+        </w:rPr>
+        <w:t xml:space="preserve">##  rprojroot     2.0.4   2023-11-05 [1] CRAN (R 4.3.2)</w:t>
+      </w:r>
+      <w:r>
+        <w:br/>
+      </w:r>
+      <w:r>
+        <w:rPr>
+          <w:rStyle w:val="VerbatimChar"/>
+        </w:rPr>
+        <w:t xml:space="preserve">##  sessioninfo   1.2.2   2021-12-06 [1] RSPM (R 4.3.0)</w:t>
+      </w:r>
+      <w:r>
+        <w:br/>
+      </w:r>
+      <w:r>
+        <w:rPr>
+          <w:rStyle w:val="VerbatimChar"/>
+        </w:rPr>
+        <w:t xml:space="preserve">##  shiny         1.8.0   2023-11-17 [1] RSPM (R 4.3.0)</w:t>
+      </w:r>
+      <w:r>
+        <w:br/>
+      </w:r>
+      <w:r>
+        <w:rPr>
+          <w:rStyle w:val="VerbatimChar"/>
+        </w:rPr>
+        <w:t xml:space="preserve">##  snakecase     0.11.1  2023-08-27 [1] RSPM (R 4.3.0)</w:t>
+      </w:r>
+      <w:r>
+        <w:br/>
+      </w:r>
+      <w:r>
+        <w:rPr>
+          <w:rStyle w:val="VerbatimChar"/>
+        </w:rPr>
+        <w:t xml:space="preserve">##  stringi       1.8.3   2023-12-11 [1] RSPM (R 4.3.0)</w:t>
+      </w:r>
+      <w:r>
+        <w:br/>
+      </w:r>
+      <w:r>
+        <w:rPr>
+          <w:rStyle w:val="VerbatimChar"/>
+        </w:rPr>
+        <w:t xml:space="preserve">##  stringr       1.5.1   2023-11-14 [1] RSPM (R 4.3.0)</w:t>
+      </w:r>
+      <w:r>
+        <w:br/>
+      </w:r>
+      <w:r>
+        <w:rPr>
+          <w:rStyle w:val="VerbatimChar"/>
+        </w:rPr>
+        <w:t xml:space="preserve">##  tibble        3.2.1   2023-03-20 [1] CRAN (R 4.3.2)</w:t>
+      </w:r>
+      <w:r>
+        <w:br/>
+      </w:r>
+      <w:r>
+        <w:rPr>
+          <w:rStyle w:val="VerbatimChar"/>
+        </w:rPr>
+        <w:t xml:space="preserve">##  tidyselect    1.2.0   2022-10-10 [1] RSPM (R 4.3.0)</w:t>
+      </w:r>
+      <w:r>
+        <w:br/>
+      </w:r>
+      <w:r>
+        <w:rPr>
+          <w:rStyle w:val="VerbatimChar"/>
+        </w:rPr>
+        <w:t xml:space="preserve">##  timechange    0.3.0   2024-01-18 [1] RSPM (R 4.3.0)</w:t>
+      </w:r>
+      <w:r>
+        <w:br/>
+      </w:r>
+      <w:r>
+        <w:rPr>
+          <w:rStyle w:val="VerbatimChar"/>
+        </w:rPr>
+        <w:t xml:space="preserve">##  tzdb          0.4.0   2023-05-12 [1] RSPM (R 4.3.0)</w:t>
+      </w:r>
+      <w:r>
+        <w:br/>
+      </w:r>
+      <w:r>
+        <w:rPr>
+          <w:rStyle w:val="VerbatimChar"/>
+        </w:rPr>
+        <w:t xml:space="preserve">##  urlchecker    1.0.1   2021-11-30 [1] RSPM (R 4.3.0)</w:t>
+      </w:r>
+      <w:r>
+        <w:br/>
+      </w:r>
+      <w:r>
+        <w:rPr>
+          <w:rStyle w:val="VerbatimChar"/>
+        </w:rPr>
+        <w:t xml:space="preserve">##  usethis       2.2.3   2024-02-19 [1] RSPM (R 4.3.0)</w:t>
+      </w:r>
+      <w:r>
+        <w:br/>
+      </w:r>
+      <w:r>
+        <w:rPr>
+          <w:rStyle w:val="VerbatimChar"/>
+        </w:rPr>
+        <w:t xml:space="preserve">##  utf8          1.2.4   2023-10-22 [1] RSPM (R 4.3.0)</w:t>
+      </w:r>
+      <w:r>
+        <w:br/>
+      </w:r>
+      <w:r>
+        <w:rPr>
+          <w:rStyle w:val="VerbatimChar"/>
+        </w:rPr>
+        <w:t xml:space="preserve">##  vctrs         0.6.5   2023-12-01 [1] RSPM (R 4.3.0)</w:t>
+      </w:r>
+      <w:r>
+        <w:br/>
+      </w:r>
+      <w:r>
+        <w:rPr>
+          <w:rStyle w:val="VerbatimChar"/>
+        </w:rPr>
+        <w:t xml:space="preserve">##  webshot2      0.1.1   2023-08-11 [1] CRAN (R 4.3.2)</w:t>
+      </w:r>
+      <w:r>
+        <w:br/>
+      </w:r>
+      <w:r>
+        <w:rPr>
+          <w:rStyle w:val="VerbatimChar"/>
+        </w:rPr>
+        <w:t xml:space="preserve">##  websocket     1.4.2   2024-07-22 [1] CRAN (R 4.3.2)</w:t>
+      </w:r>
+      <w:r>
+        <w:br/>
+      </w:r>
+      <w:r>
+        <w:rPr>
+          <w:rStyle w:val="VerbatimChar"/>
+        </w:rPr>
+        <w:t xml:space="preserve">##  xfun          0.48    2024-10-03 [1] CRAN (R 4.3.2)</w:t>
+      </w:r>
+      <w:r>
+        <w:br/>
+      </w:r>
+      <w:r>
+        <w:rPr>
+          <w:rStyle w:val="VerbatimChar"/>
+        </w:rPr>
+        <w:t xml:space="preserve">##  xml2          1.3.6   2023-12-04 [1] RSPM (R 4.3.0)</w:t>
+      </w:r>
+      <w:r>
+        <w:br/>
+      </w:r>
+      <w:r>
+        <w:rPr>
+          <w:rStyle w:val="VerbatimChar"/>
+        </w:rPr>
+        <w:t xml:space="preserve">##  xtable        1.8-4   2019-04-21 [1] RSPM (R 4.3.0)</w:t>
+      </w:r>
+      <w:r>
+        <w:br/>
+      </w:r>
+      <w:r>
+        <w:rPr>
+          <w:rStyle w:val="VerbatimChar"/>
+        </w:rPr>
+        <w:t xml:space="preserve">##  yaml          2.3.8   2023-12-11 [1] RSPM (R 4.3.0)</w:t>
       </w:r>
       <w:r>
         <w:br/>
@@ -2870,21 +3068,39 @@
         <w:rPr>
           <w:rStyle w:val="VerbatimChar"/>
         </w:rPr>
-        <w:t xml:space="preserve">## [1] /usr/local/lib/R/site-library</w:t>
-      </w:r>
-      <w:r>
-        <w:br/>
-      </w:r>
-      <w:r>
-        <w:rPr>
-          <w:rStyle w:val="VerbatimChar"/>
-        </w:rPr>
-        <w:t xml:space="preserve">## [2] /usr/local/lib/R/library</w:t>
-      </w:r>
-    </w:p>
-    <w:bookmarkEnd w:id="62"/>
-    <w:bookmarkEnd w:id="63"/>
-    <w:bookmarkStart w:id="70" w:name="about-the-authors"/>
+        <w:t xml:space="preserve">##  [1] /usr/local/lib/R/site-library</w:t>
+      </w:r>
+      <w:r>
+        <w:br/>
+      </w:r>
+      <w:r>
+        <w:rPr>
+          <w:rStyle w:val="VerbatimChar"/>
+        </w:rPr>
+        <w:t xml:space="preserve">##  [2] /usr/local/lib/R/library</w:t>
+      </w:r>
+      <w:r>
+        <w:br/>
+      </w:r>
+      <w:r>
+        <w:rPr>
+          <w:rStyle w:val="VerbatimChar"/>
+        </w:rPr>
+        <w:t xml:space="preserve">## </w:t>
+      </w:r>
+      <w:r>
+        <w:br/>
+      </w:r>
+      <w:r>
+        <w:rPr>
+          <w:rStyle w:val="VerbatimChar"/>
+        </w:rPr>
+        <w:t xml:space="preserve">## ──────────────────────────────────────────────────────────────────────────────</w:t>
+      </w:r>
+    </w:p>
+    <w:bookmarkEnd w:id="66"/>
+    <w:bookmarkEnd w:id="67"/>
+    <w:bookmarkStart w:id="74" w:name="about-the-authors"/>
     <w:p>
       <w:pPr>
         <w:pStyle w:val="Heading1"/>
@@ -2903,7 +3119,7 @@
       <w:r>
         <w:t xml:space="preserve"> </w:t>
       </w:r>
-      <w:hyperlink r:id="rId64">
+      <w:hyperlink r:id="rId68">
         <w:r>
           <w:rPr>
             <w:rStyle w:val="Hyperlink"/>
@@ -2934,6 +3150,7 @@
         <w:tblStyle w:val="Table"/>
         <w:tblW w:type="pct" w:w="5000"/>
         <w:tblLook w:firstRow="1" w:lastRow="0" w:firstColumn="0" w:lastColumn="0" w:noHBand="0" w:noVBand="0" w:val="0020"/>
+        <w:jc w:val="start"/>
       </w:tblPr>
       <w:tblGrid>
         <w:gridCol w:w="4620"/>
@@ -3014,7 +3231,7 @@
               <w:pStyle w:val="Compact"/>
               <w:jc w:val="left"/>
             </w:pPr>
-            <w:hyperlink r:id="rId65">
+            <w:hyperlink r:id="rId69">
               <w:r>
                 <w:rPr>
                   <w:rStyle w:val="Hyperlink"/>
@@ -3372,7 +3589,7 @@
               <w:pStyle w:val="Compact"/>
               <w:jc w:val="left"/>
             </w:pPr>
-            <w:hyperlink r:id="rId66">
+            <w:hyperlink r:id="rId70">
               <w:r>
                 <w:rPr>
                   <w:rStyle w:val="Hyperlink"/>
@@ -3386,7 +3603,7 @@
             <w:r>
               <w:t xml:space="preserve"> </w:t>
             </w:r>
-            <w:hyperlink r:id="rId67">
+            <w:hyperlink r:id="rId71">
               <w:r>
                 <w:rPr>
                   <w:rStyle w:val="Hyperlink"/>
@@ -3417,7 +3634,7 @@
               <w:pStyle w:val="Compact"/>
               <w:jc w:val="left"/>
             </w:pPr>
-            <w:hyperlink r:id="rId66">
+            <w:hyperlink r:id="rId70">
               <w:r>
                 <w:rPr>
                   <w:rStyle w:val="Hyperlink"/>
@@ -3448,7 +3665,7 @@
               <w:pStyle w:val="Compact"/>
               <w:jc w:val="left"/>
             </w:pPr>
-            <w:hyperlink r:id="rId67">
+            <w:hyperlink r:id="rId71">
               <w:r>
                 <w:rPr>
                   <w:rStyle w:val="Hyperlink"/>
@@ -3462,7 +3679,7 @@
             <w:r>
               <w:t xml:space="preserve"> </w:t>
             </w:r>
-            <w:hyperlink r:id="rId66">
+            <w:hyperlink r:id="rId70">
               <w:r>
                 <w:rPr>
                   <w:rStyle w:val="Hyperlink"/>
@@ -3484,7 +3701,7 @@
             <w:r>
               <w:t xml:space="preserve">Package Developers (</w:t>
             </w:r>
-            <w:hyperlink r:id="rId68">
+            <w:hyperlink r:id="rId72">
               <w:r>
                 <w:rPr>
                   <w:rStyle w:val="Hyperlink"/>
@@ -3498,7 +3715,7 @@
             <w:r>
               <w:t xml:space="preserve"> </w:t>
             </w:r>
-            <w:hyperlink r:id="rId66">
+            <w:hyperlink r:id="rId70">
               <w:r>
                 <w:rPr>
                   <w:rStyle w:val="Hyperlink"/>
@@ -3512,7 +3729,7 @@
             <w:r>
               <w:t xml:space="preserve"> </w:t>
             </w:r>
-            <w:hyperlink r:id="rId69">
+            <w:hyperlink r:id="rId73">
               <w:r>
                 <w:rPr>
                   <w:rStyle w:val="Hyperlink"/>
@@ -3526,7 +3743,7 @@
             <w:r>
               <w:t xml:space="preserve"> </w:t>
             </w:r>
-            <w:hyperlink r:id="rId67">
+            <w:hyperlink r:id="rId71">
               <w:r>
                 <w:rPr>
                   <w:rStyle w:val="Hyperlink"/>
@@ -3831,88 +4048,97 @@
         <w:rPr>
           <w:rStyle w:val="VerbatimChar"/>
         </w:rPr>
-        <w:t xml:space="preserve">##  setting  value                       </w:t>
-      </w:r>
-      <w:r>
-        <w:br/>
-      </w:r>
-      <w:r>
-        <w:rPr>
-          <w:rStyle w:val="VerbatimChar"/>
-        </w:rPr>
-        <w:t xml:space="preserve">##  version  R version 4.0.2 (2020-06-22)</w:t>
-      </w:r>
-      <w:r>
-        <w:br/>
-      </w:r>
-      <w:r>
-        <w:rPr>
-          <w:rStyle w:val="VerbatimChar"/>
-        </w:rPr>
-        <w:t xml:space="preserve">##  os       Ubuntu 20.04.3 LTS          </w:t>
-      </w:r>
-      <w:r>
-        <w:br/>
-      </w:r>
-      <w:r>
-        <w:rPr>
-          <w:rStyle w:val="VerbatimChar"/>
-        </w:rPr>
-        <w:t xml:space="preserve">##  system   x86_64, linux-gnu           </w:t>
-      </w:r>
-      <w:r>
-        <w:br/>
-      </w:r>
-      <w:r>
-        <w:rPr>
-          <w:rStyle w:val="VerbatimChar"/>
-        </w:rPr>
-        <w:t xml:space="preserve">##  ui       X11                         </w:t>
-      </w:r>
-      <w:r>
-        <w:br/>
-      </w:r>
-      <w:r>
-        <w:rPr>
-          <w:rStyle w:val="VerbatimChar"/>
-        </w:rPr>
-        <w:t xml:space="preserve">##  language (EN)                        </w:t>
-      </w:r>
-      <w:r>
-        <w:br/>
-      </w:r>
-      <w:r>
-        <w:rPr>
-          <w:rStyle w:val="VerbatimChar"/>
-        </w:rPr>
-        <w:t xml:space="preserve">##  collate  en_US.UTF-8                 </w:t>
-      </w:r>
-      <w:r>
-        <w:br/>
-      </w:r>
-      <w:r>
-        <w:rPr>
-          <w:rStyle w:val="VerbatimChar"/>
-        </w:rPr>
-        <w:t xml:space="preserve">##  ctype    en_US.UTF-8                 </w:t>
-      </w:r>
-      <w:r>
-        <w:br/>
-      </w:r>
-      <w:r>
-        <w:rPr>
-          <w:rStyle w:val="VerbatimChar"/>
-        </w:rPr>
-        <w:t xml:space="preserve">##  tz       Etc/UTC                     </w:t>
-      </w:r>
-      <w:r>
-        <w:br/>
-      </w:r>
-      <w:r>
-        <w:rPr>
-          <w:rStyle w:val="VerbatimChar"/>
-        </w:rPr>
-        <w:t xml:space="preserve">##  date     2022-05-26                  </w:t>
+        <w:t xml:space="preserve">##  setting  value</w:t>
+      </w:r>
+      <w:r>
+        <w:br/>
+      </w:r>
+      <w:r>
+        <w:rPr>
+          <w:rStyle w:val="VerbatimChar"/>
+        </w:rPr>
+        <w:t xml:space="preserve">##  version  R version 4.3.2 (2023-10-31)</w:t>
+      </w:r>
+      <w:r>
+        <w:br/>
+      </w:r>
+      <w:r>
+        <w:rPr>
+          <w:rStyle w:val="VerbatimChar"/>
+        </w:rPr>
+        <w:t xml:space="preserve">##  os       Ubuntu 22.04.4 LTS</w:t>
+      </w:r>
+      <w:r>
+        <w:br/>
+      </w:r>
+      <w:r>
+        <w:rPr>
+          <w:rStyle w:val="VerbatimChar"/>
+        </w:rPr>
+        <w:t xml:space="preserve">##  system   x86_64, linux-gnu</w:t>
+      </w:r>
+      <w:r>
+        <w:br/>
+      </w:r>
+      <w:r>
+        <w:rPr>
+          <w:rStyle w:val="VerbatimChar"/>
+        </w:rPr>
+        <w:t xml:space="preserve">##  ui       X11</w:t>
+      </w:r>
+      <w:r>
+        <w:br/>
+      </w:r>
+      <w:r>
+        <w:rPr>
+          <w:rStyle w:val="VerbatimChar"/>
+        </w:rPr>
+        <w:t xml:space="preserve">##  language (EN)</w:t>
+      </w:r>
+      <w:r>
+        <w:br/>
+      </w:r>
+      <w:r>
+        <w:rPr>
+          <w:rStyle w:val="VerbatimChar"/>
+        </w:rPr>
+        <w:t xml:space="preserve">##  collate  en_US.UTF-8</w:t>
+      </w:r>
+      <w:r>
+        <w:br/>
+      </w:r>
+      <w:r>
+        <w:rPr>
+          <w:rStyle w:val="VerbatimChar"/>
+        </w:rPr>
+        <w:t xml:space="preserve">##  ctype    en_US.UTF-8</w:t>
+      </w:r>
+      <w:r>
+        <w:br/>
+      </w:r>
+      <w:r>
+        <w:rPr>
+          <w:rStyle w:val="VerbatimChar"/>
+        </w:rPr>
+        <w:t xml:space="preserve">##  tz       Etc/UTC</w:t>
+      </w:r>
+      <w:r>
+        <w:br/>
+      </w:r>
+      <w:r>
+        <w:rPr>
+          <w:rStyle w:val="VerbatimChar"/>
+        </w:rPr>
+        <w:t xml:space="preserve">##  date     2025-06-06</w:t>
+      </w:r>
+      <w:r>
+        <w:br/>
+      </w:r>
+      <w:r>
+        <w:rPr>
+          <w:rStyle w:val="VerbatimChar"/>
+        </w:rPr>
+        <w:t xml:space="preserve">##  pandoc   3.1.1 @ /usr/local/bin/ (via rmarkdown)</w:t>
       </w:r>
       <w:r>
         <w:br/>
@@ -3939,340 +4165,367 @@
         <w:rPr>
           <w:rStyle w:val="VerbatimChar"/>
         </w:rPr>
-        <w:t xml:space="preserve">##  package     * version    date       lib source                            </w:t>
-      </w:r>
-      <w:r>
-        <w:br/>
-      </w:r>
-      <w:r>
-        <w:rPr>
-          <w:rStyle w:val="VerbatimChar"/>
-        </w:rPr>
-        <w:t xml:space="preserve">##  assertthat    0.2.1      2019-03-21 [1] RSPM (R 4.0.3)                    </w:t>
-      </w:r>
-      <w:r>
-        <w:br/>
-      </w:r>
-      <w:r>
-        <w:rPr>
-          <w:rStyle w:val="VerbatimChar"/>
-        </w:rPr>
-        <w:t xml:space="preserve">##  bookdown      0.24       2022-02-15 [1] Github (rstudio/bookdown@88bc4ea) </w:t>
-      </w:r>
-      <w:r>
-        <w:br/>
-      </w:r>
-      <w:r>
-        <w:rPr>
-          <w:rStyle w:val="VerbatimChar"/>
-        </w:rPr>
-        <w:t xml:space="preserve">##  callr         3.4.4      2020-09-07 [1] RSPM (R 4.0.2)                    </w:t>
-      </w:r>
-      <w:r>
-        <w:br/>
-      </w:r>
-      <w:r>
-        <w:rPr>
-          <w:rStyle w:val="VerbatimChar"/>
-        </w:rPr>
-        <w:t xml:space="preserve">##  cli           2.0.2      2020-02-28 [1] RSPM (R 4.0.0)                    </w:t>
-      </w:r>
-      <w:r>
-        <w:br/>
-      </w:r>
-      <w:r>
-        <w:rPr>
-          <w:rStyle w:val="VerbatimChar"/>
-        </w:rPr>
-        <w:t xml:space="preserve">##  crayon        1.3.4      2017-09-16 [1] RSPM (R 4.0.0)                    </w:t>
-      </w:r>
-      <w:r>
-        <w:br/>
-      </w:r>
-      <w:r>
-        <w:rPr>
-          <w:rStyle w:val="VerbatimChar"/>
-        </w:rPr>
-        <w:t xml:space="preserve">##  desc          1.2.0      2018-05-01 [1] RSPM (R 4.0.3)                    </w:t>
-      </w:r>
-      <w:r>
-        <w:br/>
-      </w:r>
-      <w:r>
-        <w:rPr>
-          <w:rStyle w:val="VerbatimChar"/>
-        </w:rPr>
-        <w:t xml:space="preserve">##  devtools      2.3.2      2020-09-18 [1] RSPM (R 4.0.3)                    </w:t>
-      </w:r>
-      <w:r>
-        <w:br/>
-      </w:r>
-      <w:r>
-        <w:rPr>
-          <w:rStyle w:val="VerbatimChar"/>
-        </w:rPr>
-        <w:t xml:space="preserve">##  digest        0.6.25     2020-02-23 [1] RSPM (R 4.0.0)                    </w:t>
-      </w:r>
-      <w:r>
-        <w:br/>
-      </w:r>
-      <w:r>
-        <w:rPr>
-          <w:rStyle w:val="VerbatimChar"/>
-        </w:rPr>
-        <w:t xml:space="preserve">##  ellipsis      0.3.1      2020-05-15 [1] RSPM (R 4.0.3)                    </w:t>
-      </w:r>
-      <w:r>
-        <w:br/>
-      </w:r>
-      <w:r>
-        <w:rPr>
-          <w:rStyle w:val="VerbatimChar"/>
-        </w:rPr>
-        <w:t xml:space="preserve">##  evaluate      0.14       2019-05-28 [1] RSPM (R 4.0.3)                    </w:t>
-      </w:r>
-      <w:r>
-        <w:br/>
-      </w:r>
-      <w:r>
-        <w:rPr>
-          <w:rStyle w:val="VerbatimChar"/>
-        </w:rPr>
-        <w:t xml:space="preserve">##  fansi         0.4.1      2020-01-08 [1] RSPM (R 4.0.0)                    </w:t>
-      </w:r>
-      <w:r>
-        <w:br/>
-      </w:r>
-      <w:r>
-        <w:rPr>
-          <w:rStyle w:val="VerbatimChar"/>
-        </w:rPr>
-        <w:t xml:space="preserve">##  fs            1.5.0      2020-07-31 [1] RSPM (R 4.0.3)                    </w:t>
-      </w:r>
-      <w:r>
-        <w:br/>
-      </w:r>
-      <w:r>
-        <w:rPr>
-          <w:rStyle w:val="VerbatimChar"/>
-        </w:rPr>
-        <w:t xml:space="preserve">##  glue          1.6.1      2022-01-22 [1] CRAN (R 4.0.2)                    </w:t>
-      </w:r>
-      <w:r>
-        <w:br/>
-      </w:r>
-      <w:r>
-        <w:rPr>
-          <w:rStyle w:val="VerbatimChar"/>
-        </w:rPr>
-        <w:t xml:space="preserve">##  htmltools     0.5.0      2020-06-16 [1] RSPM (R 4.0.1)                    </w:t>
-      </w:r>
-      <w:r>
-        <w:br/>
-      </w:r>
-      <w:r>
-        <w:rPr>
-          <w:rStyle w:val="VerbatimChar"/>
-        </w:rPr>
-        <w:t xml:space="preserve">##  knitr         1.33       2022-02-15 [1] Github (yihui/knitr@a1052d1)      </w:t>
-      </w:r>
-      <w:r>
-        <w:br/>
-      </w:r>
-      <w:r>
-        <w:rPr>
-          <w:rStyle w:val="VerbatimChar"/>
-        </w:rPr>
-        <w:t xml:space="preserve">##  lifecycle     1.0.0      2021-02-15 [1] CRAN (R 4.0.2)                    </w:t>
-      </w:r>
-      <w:r>
-        <w:br/>
-      </w:r>
-      <w:r>
-        <w:rPr>
-          <w:rStyle w:val="VerbatimChar"/>
-        </w:rPr>
-        <w:t xml:space="preserve">##  magrittr      2.0.2      2022-01-26 [1] CRAN (R 4.0.2)                    </w:t>
-      </w:r>
-      <w:r>
-        <w:br/>
-      </w:r>
-      <w:r>
-        <w:rPr>
-          <w:rStyle w:val="VerbatimChar"/>
-        </w:rPr>
-        <w:t xml:space="preserve">##  memoise       1.1.0      2017-04-21 [1] RSPM (R 4.0.0)                    </w:t>
-      </w:r>
-      <w:r>
-        <w:br/>
-      </w:r>
-      <w:r>
-        <w:rPr>
-          <w:rStyle w:val="VerbatimChar"/>
-        </w:rPr>
-        <w:t xml:space="preserve">##  pkgbuild      1.1.0      2020-07-13 [1] RSPM (R 4.0.2)                    </w:t>
-      </w:r>
-      <w:r>
-        <w:br/>
-      </w:r>
-      <w:r>
-        <w:rPr>
-          <w:rStyle w:val="VerbatimChar"/>
-        </w:rPr>
-        <w:t xml:space="preserve">##  pkgload       1.1.0      2020-05-29 [1] RSPM (R 4.0.3)                    </w:t>
-      </w:r>
-      <w:r>
-        <w:br/>
-      </w:r>
-      <w:r>
-        <w:rPr>
-          <w:rStyle w:val="VerbatimChar"/>
-        </w:rPr>
-        <w:t xml:space="preserve">##  prettyunits   1.1.1      2020-01-24 [1] RSPM (R 4.0.3)                    </w:t>
-      </w:r>
-      <w:r>
-        <w:br/>
-      </w:r>
-      <w:r>
-        <w:rPr>
-          <w:rStyle w:val="VerbatimChar"/>
-        </w:rPr>
-        <w:t xml:space="preserve">##  processx      3.4.4      2020-09-03 [1] RSPM (R 4.0.2)                    </w:t>
-      </w:r>
-      <w:r>
-        <w:br/>
-      </w:r>
-      <w:r>
-        <w:rPr>
-          <w:rStyle w:val="VerbatimChar"/>
-        </w:rPr>
-        <w:t xml:space="preserve">##  ps            1.3.4      2020-08-11 [1] RSPM (R 4.0.2)                    </w:t>
-      </w:r>
-      <w:r>
-        <w:br/>
-      </w:r>
-      <w:r>
-        <w:rPr>
-          <w:rStyle w:val="VerbatimChar"/>
-        </w:rPr>
-        <w:t xml:space="preserve">##  purrr         0.3.4      2020-04-17 [1] RSPM (R 4.0.3)                    </w:t>
-      </w:r>
-      <w:r>
-        <w:br/>
-      </w:r>
-      <w:r>
-        <w:rPr>
-          <w:rStyle w:val="VerbatimChar"/>
-        </w:rPr>
-        <w:t xml:space="preserve">##  R6            2.4.1      2019-11-12 [1] RSPM (R 4.0.0)                    </w:t>
-      </w:r>
-      <w:r>
-        <w:br/>
-      </w:r>
-      <w:r>
-        <w:rPr>
-          <w:rStyle w:val="VerbatimChar"/>
-        </w:rPr>
-        <w:t xml:space="preserve">##  remotes       2.2.0      2020-07-21 [1] RSPM (R 4.0.3)                    </w:t>
-      </w:r>
-      <w:r>
-        <w:br/>
-      </w:r>
-      <w:r>
-        <w:rPr>
-          <w:rStyle w:val="VerbatimChar"/>
-        </w:rPr>
-        <w:t xml:space="preserve">##  rlang         0.4.10     2022-02-15 [1] Github (r-lib/rlang@f0c9be5)      </w:t>
-      </w:r>
-      <w:r>
-        <w:br/>
-      </w:r>
-      <w:r>
-        <w:rPr>
-          <w:rStyle w:val="VerbatimChar"/>
-        </w:rPr>
-        <w:t xml:space="preserve">##  rmarkdown     2.10       2022-02-15 [1] Github (rstudio/rmarkdown@02d3c25)</w:t>
-      </w:r>
-      <w:r>
-        <w:br/>
-      </w:r>
-      <w:r>
-        <w:rPr>
-          <w:rStyle w:val="VerbatimChar"/>
-        </w:rPr>
-        <w:t xml:space="preserve">##  rprojroot     2.0.2      2020-11-15 [1] CRAN (R 4.0.2)                    </w:t>
-      </w:r>
-      <w:r>
-        <w:br/>
-      </w:r>
-      <w:r>
-        <w:rPr>
-          <w:rStyle w:val="VerbatimChar"/>
-        </w:rPr>
-        <w:t xml:space="preserve">##  sessioninfo   1.1.1      2018-11-05 [1] RSPM (R 4.0.3)                    </w:t>
-      </w:r>
-      <w:r>
-        <w:br/>
-      </w:r>
-      <w:r>
-        <w:rPr>
-          <w:rStyle w:val="VerbatimChar"/>
-        </w:rPr>
-        <w:t xml:space="preserve">##  stringi       1.5.3      2020-09-09 [1] RSPM (R 4.0.3)                    </w:t>
-      </w:r>
-      <w:r>
-        <w:br/>
-      </w:r>
-      <w:r>
-        <w:rPr>
-          <w:rStyle w:val="VerbatimChar"/>
-        </w:rPr>
-        <w:t xml:space="preserve">##  stringr       1.4.0      2019-02-10 [1] RSPM (R 4.0.3)                    </w:t>
-      </w:r>
-      <w:r>
-        <w:br/>
-      </w:r>
-      <w:r>
-        <w:rPr>
-          <w:rStyle w:val="VerbatimChar"/>
-        </w:rPr>
-        <w:t xml:space="preserve">##  testthat      3.0.1      2022-02-15 [1] Github (R-lib/testthat@e99155a)   </w:t>
-      </w:r>
-      <w:r>
-        <w:br/>
-      </w:r>
-      <w:r>
-        <w:rPr>
-          <w:rStyle w:val="VerbatimChar"/>
-        </w:rPr>
-        <w:t xml:space="preserve">##  usethis       2.1.5.9000 2022-02-15 [1] Github (r-lib/usethis@57b109a)    </w:t>
-      </w:r>
-      <w:r>
-        <w:br/>
-      </w:r>
-      <w:r>
-        <w:rPr>
-          <w:rStyle w:val="VerbatimChar"/>
-        </w:rPr>
-        <w:t xml:space="preserve">##  withr         2.3.0      2020-09-22 [1] RSPM (R 4.0.2)                    </w:t>
-      </w:r>
-      <w:r>
-        <w:br/>
-      </w:r>
-      <w:r>
-        <w:rPr>
-          <w:rStyle w:val="VerbatimChar"/>
-        </w:rPr>
-        <w:t xml:space="preserve">##  xfun          0.26       2022-02-15 [1] Github (yihui/xfun@74c2a66)       </w:t>
-      </w:r>
-      <w:r>
-        <w:br/>
-      </w:r>
-      <w:r>
-        <w:rPr>
-          <w:rStyle w:val="VerbatimChar"/>
-        </w:rPr>
-        <w:t xml:space="preserve">##  yaml          2.2.1      2020-02-01 [1] RSPM (R 4.0.3)                    </w:t>
+        <w:t xml:space="preserve">##  package     * version date (UTC) lib source</w:t>
+      </w:r>
+      <w:r>
+        <w:br/>
+      </w:r>
+      <w:r>
+        <w:rPr>
+          <w:rStyle w:val="VerbatimChar"/>
+        </w:rPr>
+        <w:t xml:space="preserve">##  bookdown      0.41    2024-10-16 [1] CRAN (R 4.3.2)</w:t>
+      </w:r>
+      <w:r>
+        <w:br/>
+      </w:r>
+      <w:r>
+        <w:rPr>
+          <w:rStyle w:val="VerbatimChar"/>
+        </w:rPr>
+        <w:t xml:space="preserve">##  cachem        1.0.8   2023-05-01 [1] RSPM (R 4.3.0)</w:t>
+      </w:r>
+      <w:r>
+        <w:br/>
+      </w:r>
+      <w:r>
+        <w:rPr>
+          <w:rStyle w:val="VerbatimChar"/>
+        </w:rPr>
+        <w:t xml:space="preserve">##  cli           3.6.2   2023-12-11 [1] RSPM (R 4.3.0)</w:t>
+      </w:r>
+      <w:r>
+        <w:br/>
+      </w:r>
+      <w:r>
+        <w:rPr>
+          <w:rStyle w:val="VerbatimChar"/>
+        </w:rPr>
+        <w:t xml:space="preserve">##  devtools      2.4.5   2022-10-11 [1] RSPM (R 4.3.0)</w:t>
+      </w:r>
+      <w:r>
+        <w:br/>
+      </w:r>
+      <w:r>
+        <w:rPr>
+          <w:rStyle w:val="VerbatimChar"/>
+        </w:rPr>
+        <w:t xml:space="preserve">##  digest        0.6.34  2024-01-11 [1] RSPM (R 4.3.0)</w:t>
+      </w:r>
+      <w:r>
+        <w:br/>
+      </w:r>
+      <w:r>
+        <w:rPr>
+          <w:rStyle w:val="VerbatimChar"/>
+        </w:rPr>
+        <w:t xml:space="preserve">##  ellipsis      0.3.2   2021-04-29 [1] RSPM (R 4.3.0)</w:t>
+      </w:r>
+      <w:r>
+        <w:br/>
+      </w:r>
+      <w:r>
+        <w:rPr>
+          <w:rStyle w:val="VerbatimChar"/>
+        </w:rPr>
+        <w:t xml:space="preserve">##  evaluate      0.23    2023-11-01 [1] RSPM (R 4.3.0)</w:t>
+      </w:r>
+      <w:r>
+        <w:br/>
+      </w:r>
+      <w:r>
+        <w:rPr>
+          <w:rStyle w:val="VerbatimChar"/>
+        </w:rPr>
+        <w:t xml:space="preserve">##  fastmap       1.1.1   2023-02-24 [1] RSPM (R 4.3.0)</w:t>
+      </w:r>
+      <w:r>
+        <w:br/>
+      </w:r>
+      <w:r>
+        <w:rPr>
+          <w:rStyle w:val="VerbatimChar"/>
+        </w:rPr>
+        <w:t xml:space="preserve">##  fs            1.6.3   2023-07-20 [1] RSPM (R 4.3.0)</w:t>
+      </w:r>
+      <w:r>
+        <w:br/>
+      </w:r>
+      <w:r>
+        <w:rPr>
+          <w:rStyle w:val="VerbatimChar"/>
+        </w:rPr>
+        <w:t xml:space="preserve">##  glue          1.7.0   2024-01-09 [1] RSPM (R 4.3.0)</w:t>
+      </w:r>
+      <w:r>
+        <w:br/>
+      </w:r>
+      <w:r>
+        <w:rPr>
+          <w:rStyle w:val="VerbatimChar"/>
+        </w:rPr>
+        <w:t xml:space="preserve">##  htmltools     0.5.7   2023-11-03 [1] RSPM (R 4.3.0)</w:t>
+      </w:r>
+      <w:r>
+        <w:br/>
+      </w:r>
+      <w:r>
+        <w:rPr>
+          <w:rStyle w:val="VerbatimChar"/>
+        </w:rPr>
+        <w:t xml:space="preserve">##  htmlwidgets   1.6.4   2023-12-06 [1] RSPM (R 4.3.0)</w:t>
+      </w:r>
+      <w:r>
+        <w:br/>
+      </w:r>
+      <w:r>
+        <w:rPr>
+          <w:rStyle w:val="VerbatimChar"/>
+        </w:rPr>
+        <w:t xml:space="preserve">##  httpuv        1.6.14  2024-01-26 [1] RSPM (R 4.3.0)</w:t>
+      </w:r>
+      <w:r>
+        <w:br/>
+      </w:r>
+      <w:r>
+        <w:rPr>
+          <w:rStyle w:val="VerbatimChar"/>
+        </w:rPr>
+        <w:t xml:space="preserve">##  knitr         1.48    2024-07-07 [1] CRAN (R 4.3.2)</w:t>
+      </w:r>
+      <w:r>
+        <w:br/>
+      </w:r>
+      <w:r>
+        <w:rPr>
+          <w:rStyle w:val="VerbatimChar"/>
+        </w:rPr>
+        <w:t xml:space="preserve">##  later         1.3.2   2023-12-06 [1] RSPM (R 4.3.0)</w:t>
+      </w:r>
+      <w:r>
+        <w:br/>
+      </w:r>
+      <w:r>
+        <w:rPr>
+          <w:rStyle w:val="VerbatimChar"/>
+        </w:rPr>
+        <w:t xml:space="preserve">##  lifecycle     1.0.4   2023-11-07 [1] RSPM (R 4.3.0)</w:t>
+      </w:r>
+      <w:r>
+        <w:br/>
+      </w:r>
+      <w:r>
+        <w:rPr>
+          <w:rStyle w:val="VerbatimChar"/>
+        </w:rPr>
+        <w:t xml:space="preserve">##  magrittr      2.0.3   2022-03-30 [1] RSPM (R 4.3.0)</w:t>
+      </w:r>
+      <w:r>
+        <w:br/>
+      </w:r>
+      <w:r>
+        <w:rPr>
+          <w:rStyle w:val="VerbatimChar"/>
+        </w:rPr>
+        <w:t xml:space="preserve">##  memoise       2.0.1   2021-11-26 [1] RSPM (R 4.3.0)</w:t>
+      </w:r>
+      <w:r>
+        <w:br/>
+      </w:r>
+      <w:r>
+        <w:rPr>
+          <w:rStyle w:val="VerbatimChar"/>
+        </w:rPr>
+        <w:t xml:space="preserve">##  mime          0.12    2021-09-28 [1] RSPM (R 4.3.0)</w:t>
+      </w:r>
+      <w:r>
+        <w:br/>
+      </w:r>
+      <w:r>
+        <w:rPr>
+          <w:rStyle w:val="VerbatimChar"/>
+        </w:rPr>
+        <w:t xml:space="preserve">##  miniUI        0.1.1.1 2018-05-18 [1] RSPM (R 4.3.0)</w:t>
+      </w:r>
+      <w:r>
+        <w:br/>
+      </w:r>
+      <w:r>
+        <w:rPr>
+          <w:rStyle w:val="VerbatimChar"/>
+        </w:rPr>
+        <w:t xml:space="preserve">##  pkgbuild      1.4.3   2023-12-10 [1] RSPM (R 4.3.0)</w:t>
+      </w:r>
+      <w:r>
+        <w:br/>
+      </w:r>
+      <w:r>
+        <w:rPr>
+          <w:rStyle w:val="VerbatimChar"/>
+        </w:rPr>
+        <w:t xml:space="preserve">##  pkgload       1.3.4   2024-01-16 [1] RSPM (R 4.3.0)</w:t>
+      </w:r>
+      <w:r>
+        <w:br/>
+      </w:r>
+      <w:r>
+        <w:rPr>
+          <w:rStyle w:val="VerbatimChar"/>
+        </w:rPr>
+        <w:t xml:space="preserve">##  profvis       0.3.8   2023-05-02 [1] RSPM (R 4.3.0)</w:t>
+      </w:r>
+      <w:r>
+        <w:br/>
+      </w:r>
+      <w:r>
+        <w:rPr>
+          <w:rStyle w:val="VerbatimChar"/>
+        </w:rPr>
+        <w:t xml:space="preserve">##  promises      1.2.1   2023-08-10 [1] RSPM (R 4.3.0)</w:t>
+      </w:r>
+      <w:r>
+        <w:br/>
+      </w:r>
+      <w:r>
+        <w:rPr>
+          <w:rStyle w:val="VerbatimChar"/>
+        </w:rPr>
+        <w:t xml:space="preserve">##  purrr         1.0.2   2023-08-10 [1] RSPM (R 4.3.0)</w:t>
+      </w:r>
+      <w:r>
+        <w:br/>
+      </w:r>
+      <w:r>
+        <w:rPr>
+          <w:rStyle w:val="VerbatimChar"/>
+        </w:rPr>
+        <w:t xml:space="preserve">##  R6            2.5.1   2021-08-19 [1] RSPM (R 4.3.0)</w:t>
+      </w:r>
+      <w:r>
+        <w:br/>
+      </w:r>
+      <w:r>
+        <w:rPr>
+          <w:rStyle w:val="VerbatimChar"/>
+        </w:rPr>
+        <w:t xml:space="preserve">##  Rcpp          1.0.12  2024-01-09 [1] RSPM (R 4.3.0)</w:t>
+      </w:r>
+      <w:r>
+        <w:br/>
+      </w:r>
+      <w:r>
+        <w:rPr>
+          <w:rStyle w:val="VerbatimChar"/>
+        </w:rPr>
+        <w:t xml:space="preserve">##  remotes       2.4.2.1 2023-07-18 [1] RSPM (R 4.3.0)</w:t>
+      </w:r>
+      <w:r>
+        <w:br/>
+      </w:r>
+      <w:r>
+        <w:rPr>
+          <w:rStyle w:val="VerbatimChar"/>
+        </w:rPr>
+        <w:t xml:space="preserve">##  rlang         1.1.4   2024-06-04 [1] CRAN (R 4.3.2)</w:t>
+      </w:r>
+      <w:r>
+        <w:br/>
+      </w:r>
+      <w:r>
+        <w:rPr>
+          <w:rStyle w:val="VerbatimChar"/>
+        </w:rPr>
+        <w:t xml:space="preserve">##  rmarkdown     2.25    2023-09-18 [1] RSPM (R 4.3.0)</w:t>
+      </w:r>
+      <w:r>
+        <w:br/>
+      </w:r>
+      <w:r>
+        <w:rPr>
+          <w:rStyle w:val="VerbatimChar"/>
+        </w:rPr>
+        <w:t xml:space="preserve">##  sessioninfo   1.2.2   2021-12-06 [1] RSPM (R 4.3.0)</w:t>
+      </w:r>
+      <w:r>
+        <w:br/>
+      </w:r>
+      <w:r>
+        <w:rPr>
+          <w:rStyle w:val="VerbatimChar"/>
+        </w:rPr>
+        <w:t xml:space="preserve">##  shiny         1.8.0   2023-11-17 [1] RSPM (R 4.3.0)</w:t>
+      </w:r>
+      <w:r>
+        <w:br/>
+      </w:r>
+      <w:r>
+        <w:rPr>
+          <w:rStyle w:val="VerbatimChar"/>
+        </w:rPr>
+        <w:t xml:space="preserve">##  stringi       1.8.3   2023-12-11 [1] RSPM (R 4.3.0)</w:t>
+      </w:r>
+      <w:r>
+        <w:br/>
+      </w:r>
+      <w:r>
+        <w:rPr>
+          <w:rStyle w:val="VerbatimChar"/>
+        </w:rPr>
+        <w:t xml:space="preserve">##  stringr       1.5.1   2023-11-14 [1] RSPM (R 4.3.0)</w:t>
+      </w:r>
+      <w:r>
+        <w:br/>
+      </w:r>
+      <w:r>
+        <w:rPr>
+          <w:rStyle w:val="VerbatimChar"/>
+        </w:rPr>
+        <w:t xml:space="preserve">##  urlchecker    1.0.1   2021-11-30 [1] RSPM (R 4.3.0)</w:t>
+      </w:r>
+      <w:r>
+        <w:br/>
+      </w:r>
+      <w:r>
+        <w:rPr>
+          <w:rStyle w:val="VerbatimChar"/>
+        </w:rPr>
+        <w:t xml:space="preserve">##  usethis       2.2.3   2024-02-19 [1] RSPM (R 4.3.0)</w:t>
+      </w:r>
+      <w:r>
+        <w:br/>
+      </w:r>
+      <w:r>
+        <w:rPr>
+          <w:rStyle w:val="VerbatimChar"/>
+        </w:rPr>
+        <w:t xml:space="preserve">##  vctrs         0.6.5   2023-12-01 [1] RSPM (R 4.3.0)</w:t>
+      </w:r>
+      <w:r>
+        <w:br/>
+      </w:r>
+      <w:r>
+        <w:rPr>
+          <w:rStyle w:val="VerbatimChar"/>
+        </w:rPr>
+        <w:t xml:space="preserve">##  xfun          0.48    2024-10-03 [1] CRAN (R 4.3.2)</w:t>
+      </w:r>
+      <w:r>
+        <w:br/>
+      </w:r>
+      <w:r>
+        <w:rPr>
+          <w:rStyle w:val="VerbatimChar"/>
+        </w:rPr>
+        <w:t xml:space="preserve">##  xtable        1.8-4   2019-04-21 [1] RSPM (R 4.3.0)</w:t>
+      </w:r>
+      <w:r>
+        <w:br/>
+      </w:r>
+      <w:r>
+        <w:rPr>
+          <w:rStyle w:val="VerbatimChar"/>
+        </w:rPr>
+        <w:t xml:space="preserve">##  yaml          2.3.8   2023-12-11 [1] RSPM (R 4.3.0)</w:t>
       </w:r>
       <w:r>
         <w:br/>
@@ -4290,20 +4543,38 @@
         <w:rPr>
           <w:rStyle w:val="VerbatimChar"/>
         </w:rPr>
-        <w:t xml:space="preserve">## [1] /usr/local/lib/R/site-library</w:t>
-      </w:r>
-      <w:r>
-        <w:br/>
-      </w:r>
-      <w:r>
-        <w:rPr>
-          <w:rStyle w:val="VerbatimChar"/>
-        </w:rPr>
-        <w:t xml:space="preserve">## [2] /usr/local/lib/R/library</w:t>
-      </w:r>
-    </w:p>
-    <w:bookmarkEnd w:id="70"/>
-    <w:bookmarkStart w:id="78" w:name="references"/>
+        <w:t xml:space="preserve">##  [1] /usr/local/lib/R/site-library</w:t>
+      </w:r>
+      <w:r>
+        <w:br/>
+      </w:r>
+      <w:r>
+        <w:rPr>
+          <w:rStyle w:val="VerbatimChar"/>
+        </w:rPr>
+        <w:t xml:space="preserve">##  [2] /usr/local/lib/R/library</w:t>
+      </w:r>
+      <w:r>
+        <w:br/>
+      </w:r>
+      <w:r>
+        <w:rPr>
+          <w:rStyle w:val="VerbatimChar"/>
+        </w:rPr>
+        <w:t xml:space="preserve">## </w:t>
+      </w:r>
+      <w:r>
+        <w:br/>
+      </w:r>
+      <w:r>
+        <w:rPr>
+          <w:rStyle w:val="VerbatimChar"/>
+        </w:rPr>
+        <w:t xml:space="preserve">## ──────────────────────────────────────────────────────────────────────────────</w:t>
+      </w:r>
+    </w:p>
+    <w:bookmarkEnd w:id="74"/>
+    <w:bookmarkStart w:id="82" w:name="references"/>
     <w:p>
       <w:pPr>
         <w:pStyle w:val="Heading1"/>
@@ -4321,8 +4592,8 @@
         <w:t xml:space="preserve">References</w:t>
       </w:r>
     </w:p>
-    <w:bookmarkStart w:id="77" w:name="refs"/>
-    <w:bookmarkStart w:id="72" w:name="ref-rmarkdown2021"/>
+    <w:bookmarkStart w:id="81" w:name="refs"/>
+    <w:bookmarkStart w:id="76" w:name="ref-rmarkdown2021"/>
     <w:p>
       <w:pPr>
         <w:pStyle w:val="Bibliography"/>
@@ -4346,7 +4617,7 @@
       <w:r>
         <w:t xml:space="preserve"> </w:t>
       </w:r>
-      <w:hyperlink r:id="rId71">
+      <w:hyperlink r:id="rId75">
         <w:r>
           <w:rPr>
             <w:rStyle w:val="Hyperlink"/>
@@ -4358,8 +4629,8 @@
         <w:t xml:space="preserve">.</w:t>
       </w:r>
     </w:p>
-    <w:bookmarkEnd w:id="72"/>
-    <w:bookmarkStart w:id="74" w:name="ref-Xie2018"/>
+    <w:bookmarkEnd w:id="76"/>
+    <w:bookmarkStart w:id="78" w:name="ref-Xie2018"/>
     <w:p>
       <w:pPr>
         <w:pStyle w:val="Bibliography"/>
@@ -4383,7 +4654,7 @@
       <w:r>
         <w:t xml:space="preserve"> </w:t>
       </w:r>
-      <w:hyperlink r:id="rId73">
+      <w:hyperlink r:id="rId77">
         <w:r>
           <w:rPr>
             <w:rStyle w:val="Hyperlink"/>
@@ -4395,8 +4666,8 @@
         <w:t xml:space="preserve">.</w:t>
       </w:r>
     </w:p>
-    <w:bookmarkEnd w:id="74"/>
-    <w:bookmarkStart w:id="76" w:name="ref-Xie2020"/>
+    <w:bookmarkEnd w:id="78"/>
+    <w:bookmarkStart w:id="80" w:name="ref-Xie2020"/>
     <w:p>
       <w:pPr>
         <w:pStyle w:val="Bibliography"/>
@@ -4420,7 +4691,7 @@
       <w:r>
         <w:t xml:space="preserve"> </w:t>
       </w:r>
-      <w:hyperlink r:id="rId75">
+      <w:hyperlink r:id="rId79">
         <w:r>
           <w:rPr>
             <w:rStyle w:val="Hyperlink"/>
@@ -4432,9 +4703,9 @@
         <w:t xml:space="preserve">.</w:t>
       </w:r>
     </w:p>
-    <w:bookmarkEnd w:id="76"/>
-    <w:bookmarkEnd w:id="77"/>
-    <w:bookmarkEnd w:id="78"/>
+    <w:bookmarkEnd w:id="80"/>
+    <w:bookmarkEnd w:id="81"/>
+    <w:bookmarkEnd w:id="82"/>
     <w:sectPr/>
   </w:body>
 </w:document>
@@ -5150,7 +5421,7 @@
     <w:name w:val="ConstantTok"/>
     <w:basedOn w:val="VerbatimChar"/>
     <w:rPr>
-      <w:color w:val="000000"/>
+      <w:color w:val="8f5902"/>
       <w:shd w:val="clear" w:fill="f8f8f8"/>
     </w:rPr>
   </w:style>
@@ -5166,8 +5437,9 @@
     <w:name w:val="SpecialCharTok"/>
     <w:basedOn w:val="VerbatimChar"/>
     <w:rPr>
-      <w:color w:val="000000"/>
+      <w:color w:val="ce5c00"/>
       <w:shd w:val="clear" w:fill="f8f8f8"/>
+      <w:b/>
     </w:rPr>
   </w:style>
   <w:style w:type="character" w:customStyle="1" w:styleId="StringTok">
@@ -5252,8 +5524,9 @@
     <w:name w:val="FunctionTok"/>
     <w:basedOn w:val="VerbatimChar"/>
     <w:rPr>
-      <w:color w:val="000000"/>
+      <w:color w:val="204a87"/>
       <w:shd w:val="clear" w:fill="f8f8f8"/>
+      <w:b/>
     </w:rPr>
   </w:style>
   <w:style w:type="character" w:customStyle="1" w:styleId="VariableTok">
@@ -5309,7 +5582,7 @@
     <w:name w:val="AttributeTok"/>
     <w:basedOn w:val="VerbatimChar"/>
     <w:rPr>
-      <w:color w:val="c4a000"/>
+      <w:color w:val="204a87"/>
       <w:shd w:val="clear" w:fill="f8f8f8"/>
     </w:rPr>
   </w:style>
